--- a/CÔNG TY TNHH CHÍ ĐỊNH VIỆT NAM/ChiDinh_BoSungDDPL/QĐ_HĐTV.docx
+++ b/CÔNG TY TNHH CHÍ ĐỊNH VIỆT NAM/ChiDinh_BoSungDDPL/QĐ_HĐTV.docx
@@ -1,6 +1,6 @@
 
 <file path=word/document.xml><?xml version="1.0" encoding="utf-8"?>
-<w:document xmlns:wpc="http://schemas.microsoft.com/office/word/2010/wordprocessingCanvas" xmlns:cx="http://schemas.microsoft.com/office/drawing/2014/chartex" xmlns:cx1="http://schemas.microsoft.com/office/drawing/2015/9/8/chartex" xmlns:mc="http://schemas.openxmlformats.org/markup-compatibility/2006" xmlns:o="urn:schemas-microsoft-com:office:office" xmlns:r="http://schemas.openxmlformats.org/officeDocument/2006/relationships" xmlns:m="http://schemas.openxmlformats.org/officeDocument/2006/math" xmlns:v="urn:schemas-microsoft-com:vml" xmlns:wp14="http://schemas.microsoft.com/office/word/2010/wordprocessingDrawing" xmlns:wp="http://schemas.openxmlformats.org/drawingml/2006/wordprocessingDrawing" xmlns:w10="urn:schemas-microsoft-com:office:word" xmlns:w="http://schemas.openxmlformats.org/wordprocessingml/2006/main" xmlns:w14="http://schemas.microsoft.com/office/word/2010/wordml" xmlns:w15="http://schemas.microsoft.com/office/word/2012/wordml" xmlns:w16se="http://schemas.microsoft.com/office/word/2015/wordml/symex" xmlns:wpg="http://schemas.microsoft.com/office/word/2010/wordprocessingGroup" xmlns:wpi="http://schemas.microsoft.com/office/word/2010/wordprocessingInk" xmlns:wne="http://schemas.microsoft.com/office/word/2006/wordml" xmlns:wps="http://schemas.microsoft.com/office/word/2010/wordprocessingShape" mc:Ignorable="w14 w15 w16se wp14">
+<w:document xmlns:wpc="http://schemas.microsoft.com/office/word/2010/wordprocessingCanvas" xmlns:cx="http://schemas.microsoft.com/office/drawing/2014/chartex" xmlns:cx1="http://schemas.microsoft.com/office/drawing/2015/9/8/chartex" xmlns:cx2="http://schemas.microsoft.com/office/drawing/2015/10/21/chartex" xmlns:cx3="http://schemas.microsoft.com/office/drawing/2016/5/9/chartex" xmlns:cx4="http://schemas.microsoft.com/office/drawing/2016/5/10/chartex" xmlns:cx5="http://schemas.microsoft.com/office/drawing/2016/5/11/chartex" xmlns:cx6="http://schemas.microsoft.com/office/drawing/2016/5/12/chartex" xmlns:cx7="http://schemas.microsoft.com/office/drawing/2016/5/13/chartex" xmlns:cx8="http://schemas.microsoft.com/office/drawing/2016/5/14/chartex" xmlns:mc="http://schemas.openxmlformats.org/markup-compatibility/2006" xmlns:aink="http://schemas.microsoft.com/office/drawing/2016/ink" xmlns:am3d="http://schemas.microsoft.com/office/drawing/2017/model3d" xmlns:o="urn:schemas-microsoft-com:office:office" xmlns:oel="http://schemas.microsoft.com/office/2019/extlst" xmlns:r="http://schemas.openxmlformats.org/officeDocument/2006/relationships" xmlns:m="http://schemas.openxmlformats.org/officeDocument/2006/math" xmlns:v="urn:schemas-microsoft-com:vml" xmlns:wp14="http://schemas.microsoft.com/office/word/2010/wordprocessingDrawing" xmlns:wp="http://schemas.openxmlformats.org/drawingml/2006/wordprocessingDrawing" xmlns:w10="urn:schemas-microsoft-com:office:word" xmlns:w="http://schemas.openxmlformats.org/wordprocessingml/2006/main" xmlns:w14="http://schemas.microsoft.com/office/word/2010/wordml" xmlns:w15="http://schemas.microsoft.com/office/word/2012/wordml" xmlns:w16cex="http://schemas.microsoft.com/office/word/2018/wordml/cex" xmlns:w16cid="http://schemas.microsoft.com/office/word/2016/wordml/cid" xmlns:w16="http://schemas.microsoft.com/office/word/2018/wordml" xmlns:w16du="http://schemas.microsoft.com/office/word/2023/wordml/word16du" xmlns:w16sdtdh="http://schemas.microsoft.com/office/word/2020/wordml/sdtdatahash" xmlns:w16sdtfl="http://schemas.microsoft.com/office/word/2024/wordml/sdtformatlock" xmlns:w16se="http://schemas.microsoft.com/office/word/2015/wordml/symex" xmlns:wpg="http://schemas.microsoft.com/office/word/2010/wordprocessingGroup" xmlns:wpi="http://schemas.microsoft.com/office/word/2010/wordprocessingInk" xmlns:wne="http://schemas.microsoft.com/office/word/2006/wordml" xmlns:wps="http://schemas.microsoft.com/office/word/2010/wordprocessingShape" mc:Ignorable="w14 w15 w16se w16cid w16 w16cex w16sdtdh w16sdtfl w16du wp14">
   <w:body>
     <w:tbl>
       <w:tblPr>
@@ -37,8 +37,8 @@
               <w:jc w:val="center"/>
               <w:rPr>
                 <w:rFonts w:ascii="Times New Roman" w:eastAsia="DengXian" w:hAnsi="Times New Roman" w:cs="Times New Roman"/>
-                <w:sz w:val="26"/>
-                <w:szCs w:val="26"/>
+                <w:sz w:val="24"/>
+                <w:szCs w:val="24"/>
                 <w:lang w:eastAsia="zh-CN"/>
               </w:rPr>
             </w:pPr>
@@ -48,8 +48,8 @@
                 <w:b/>
                 <w:bCs/>
                 <w:iCs/>
-                <w:sz w:val="26"/>
-                <w:szCs w:val="26"/>
+                <w:sz w:val="24"/>
+                <w:szCs w:val="24"/>
                 <w:lang w:eastAsia="zh-CN"/>
               </w:rPr>
               <w:t>CÔNG TY TNHH CHÍ ĐỊNH VIỆT NAM</w:t>
@@ -57,8 +57,8 @@
             <w:r>
               <w:rPr>
                 <w:rFonts w:ascii="Times New Roman" w:eastAsia="DengXian" w:hAnsi="Times New Roman" w:cs="Times New Roman"/>
-                <w:sz w:val="26"/>
-                <w:szCs w:val="26"/>
+                <w:sz w:val="24"/>
+                <w:szCs w:val="24"/>
                 <w:lang w:eastAsia="zh-CN"/>
               </w:rPr>
               <w:br/>
@@ -68,8 +68,8 @@
                 <w:rFonts w:ascii="Times New Roman" w:eastAsia="DengXian" w:hAnsi="Times New Roman" w:cs="Times New Roman"/>
                 <w:b/>
                 <w:bCs/>
-                <w:sz w:val="26"/>
-                <w:szCs w:val="26"/>
+                <w:sz w:val="24"/>
+                <w:szCs w:val="24"/>
                 <w:lang w:eastAsia="zh-CN"/>
               </w:rPr>
               <w:t>--------</w:t>
@@ -94,8 +94,8 @@
               <w:jc w:val="center"/>
               <w:rPr>
                 <w:rFonts w:ascii="Times New Roman" w:eastAsia="DengXian" w:hAnsi="Times New Roman" w:cs="Times New Roman"/>
-                <w:sz w:val="26"/>
-                <w:szCs w:val="26"/>
+                <w:sz w:val="24"/>
+                <w:szCs w:val="24"/>
                 <w:lang w:eastAsia="zh-CN"/>
               </w:rPr>
             </w:pPr>
@@ -104,8 +104,8 @@
                 <w:rFonts w:ascii="Times New Roman" w:eastAsia="DengXian" w:hAnsi="Times New Roman" w:cs="Times New Roman"/>
                 <w:b/>
                 <w:bCs/>
-                <w:sz w:val="26"/>
-                <w:szCs w:val="26"/>
+                <w:sz w:val="24"/>
+                <w:szCs w:val="24"/>
                 <w:lang w:eastAsia="zh-CN"/>
               </w:rPr>
               <w:t>CỘNG HÒA XÃ HỘI CHỦ NGHĨA VIỆT NAM</w:t>
@@ -113,8 +113,8 @@
             <w:r>
               <w:rPr>
                 <w:rFonts w:ascii="Times New Roman" w:eastAsia="DengXian" w:hAnsi="Times New Roman" w:cs="Times New Roman"/>
-                <w:sz w:val="26"/>
-                <w:szCs w:val="26"/>
+                <w:sz w:val="24"/>
+                <w:szCs w:val="24"/>
                 <w:lang w:eastAsia="zh-CN"/>
               </w:rPr>
               <w:br/>
@@ -124,8 +124,8 @@
                 <w:rFonts w:ascii="Times New Roman" w:eastAsia="DengXian" w:hAnsi="Times New Roman" w:cs="Times New Roman"/>
                 <w:b/>
                 <w:bCs/>
-                <w:sz w:val="26"/>
-                <w:szCs w:val="26"/>
+                <w:sz w:val="24"/>
+                <w:szCs w:val="24"/>
                 <w:lang w:eastAsia="zh-CN"/>
               </w:rPr>
               <w:t xml:space="preserve">Độc lập - Tự do - Hạnh phúc </w:t>
@@ -133,8 +133,8 @@
             <w:r>
               <w:rPr>
                 <w:rFonts w:ascii="Times New Roman" w:eastAsia="DengXian" w:hAnsi="Times New Roman" w:cs="Times New Roman"/>
-                <w:sz w:val="26"/>
-                <w:szCs w:val="26"/>
+                <w:sz w:val="24"/>
+                <w:szCs w:val="24"/>
                 <w:lang w:eastAsia="zh-CN"/>
               </w:rPr>
               <w:br/>
@@ -144,8 +144,8 @@
                 <w:rFonts w:ascii="Times New Roman" w:eastAsia="DengXian" w:hAnsi="Times New Roman" w:cs="Times New Roman"/>
                 <w:b/>
                 <w:bCs/>
-                <w:sz w:val="26"/>
-                <w:szCs w:val="26"/>
+                <w:sz w:val="24"/>
+                <w:szCs w:val="24"/>
                 <w:lang w:eastAsia="zh-CN"/>
               </w:rPr>
               <w:t>---------------</w:t>
@@ -175,16 +175,16 @@
               <w:jc w:val="center"/>
               <w:rPr>
                 <w:rFonts w:ascii="Times New Roman" w:eastAsia="DengXian" w:hAnsi="Times New Roman" w:cs="Times New Roman"/>
-                <w:sz w:val="26"/>
-                <w:szCs w:val="26"/>
-                <w:lang w:eastAsia="zh-CN"/>
-              </w:rPr>
-            </w:pPr>
-            <w:r>
-              <w:rPr>
-                <w:rFonts w:ascii="Times New Roman" w:eastAsia="DengXian" w:hAnsi="Times New Roman" w:cs="Times New Roman"/>
-                <w:sz w:val="26"/>
-                <w:szCs w:val="26"/>
+                <w:sz w:val="24"/>
+                <w:szCs w:val="24"/>
+                <w:lang w:eastAsia="zh-CN"/>
+              </w:rPr>
+            </w:pPr>
+            <w:r>
+              <w:rPr>
+                <w:rFonts w:ascii="Times New Roman" w:eastAsia="DengXian" w:hAnsi="Times New Roman" w:cs="Times New Roman"/>
+                <w:sz w:val="24"/>
+                <w:szCs w:val="24"/>
                 <w:lang w:eastAsia="zh-CN"/>
               </w:rPr>
               <w:t xml:space="preserve">Số: </w:t>
@@ -192,8 +192,8 @@
             <w:r>
               <w:rPr>
                 <w:rFonts w:ascii="Times New Roman" w:eastAsia="DengXian" w:hAnsi="Times New Roman" w:cs="Times New Roman"/>
-                <w:sz w:val="26"/>
-                <w:szCs w:val="26"/>
+                <w:sz w:val="24"/>
+                <w:szCs w:val="24"/>
                 <w:lang w:eastAsia="zh-CN"/>
               </w:rPr>
               <w:t>0</w:t>
@@ -201,8 +201,8 @@
             <w:r>
               <w:rPr>
                 <w:rFonts w:ascii="Times New Roman" w:eastAsia="DengXian" w:hAnsi="Times New Roman" w:cs="Times New Roman"/>
-                <w:sz w:val="26"/>
-                <w:szCs w:val="26"/>
+                <w:sz w:val="24"/>
+                <w:szCs w:val="24"/>
                 <w:lang w:eastAsia="zh-CN"/>
               </w:rPr>
               <w:t>2</w:t>
@@ -210,8 +210,8 @@
             <w:r>
               <w:rPr>
                 <w:rFonts w:ascii="Times New Roman" w:eastAsia="DengXian" w:hAnsi="Times New Roman" w:cs="Times New Roman"/>
-                <w:sz w:val="26"/>
-                <w:szCs w:val="26"/>
+                <w:sz w:val="24"/>
+                <w:szCs w:val="24"/>
                 <w:lang w:eastAsia="zh-CN"/>
               </w:rPr>
               <w:t>/202</w:t>
@@ -219,8 +219,8 @@
             <w:r>
               <w:rPr>
                 <w:rFonts w:ascii="Times New Roman" w:eastAsia="DengXian" w:hAnsi="Times New Roman" w:cs="Times New Roman"/>
-                <w:sz w:val="26"/>
-                <w:szCs w:val="26"/>
+                <w:sz w:val="24"/>
+                <w:szCs w:val="24"/>
                 <w:lang w:eastAsia="zh-CN"/>
               </w:rPr>
               <w:t>6</w:t>
@@ -228,8 +228,8 @@
             <w:r>
               <w:rPr>
                 <w:rFonts w:ascii="Times New Roman" w:eastAsia="DengXian" w:hAnsi="Times New Roman" w:cs="Times New Roman"/>
-                <w:sz w:val="26"/>
-                <w:szCs w:val="26"/>
+                <w:sz w:val="24"/>
+                <w:szCs w:val="24"/>
                 <w:lang w:eastAsia="zh-CN"/>
               </w:rPr>
               <w:t>/NQ-HĐTV</w:t>
@@ -254,8 +254,8 @@
               <w:jc w:val="right"/>
               <w:rPr>
                 <w:rFonts w:ascii="Times New Roman" w:eastAsia="DengXian" w:hAnsi="Times New Roman" w:cs="Times New Roman"/>
-                <w:sz w:val="26"/>
-                <w:szCs w:val="26"/>
+                <w:sz w:val="24"/>
+                <w:szCs w:val="24"/>
                 <w:lang w:eastAsia="zh-CN"/>
               </w:rPr>
             </w:pPr>
@@ -264,8 +264,8 @@
                 <w:rFonts w:ascii="Times New Roman" w:eastAsia="DengXian" w:hAnsi="Times New Roman" w:cs="Times New Roman"/>
                 <w:i/>
                 <w:iCs/>
-                <w:sz w:val="26"/>
-                <w:szCs w:val="26"/>
+                <w:sz w:val="24"/>
+                <w:szCs w:val="24"/>
                 <w:lang w:eastAsia="zh-CN"/>
               </w:rPr>
               <w:t xml:space="preserve">TP. Hồ Chí Minh, Ngày </w:t>
@@ -275,19 +275,19 @@
                 <w:rFonts w:ascii="Times New Roman" w:eastAsia="DengXian" w:hAnsi="Times New Roman" w:cs="Times New Roman"/>
                 <w:i/>
                 <w:iCs/>
-                <w:sz w:val="26"/>
-                <w:szCs w:val="26"/>
-                <w:lang w:eastAsia="zh-CN"/>
-              </w:rPr>
-              <w:t>4</w:t>
+                <w:sz w:val="24"/>
+                <w:szCs w:val="24"/>
+                <w:lang w:eastAsia="zh-CN"/>
+              </w:rPr>
+              <w:t>10</w:t>
             </w:r>
             <w:r>
               <w:rPr>
                 <w:rFonts w:ascii="Times New Roman" w:eastAsia="DengXian" w:hAnsi="Times New Roman" w:cs="Times New Roman"/>
                 <w:i/>
                 <w:iCs/>
-                <w:sz w:val="26"/>
-                <w:szCs w:val="26"/>
+                <w:sz w:val="24"/>
+                <w:szCs w:val="24"/>
                 <w:lang w:eastAsia="zh-CN"/>
               </w:rPr>
               <w:t xml:space="preserve"> tháng </w:t>
@@ -297,8 +297,8 @@
                 <w:rFonts w:ascii="Times New Roman" w:eastAsia="DengXian" w:hAnsi="Times New Roman" w:cs="Times New Roman"/>
                 <w:i/>
                 <w:iCs/>
-                <w:sz w:val="26"/>
-                <w:szCs w:val="26"/>
+                <w:sz w:val="24"/>
+                <w:szCs w:val="24"/>
                 <w:lang w:eastAsia="zh-CN"/>
               </w:rPr>
               <w:t>9</w:t>
@@ -308,8 +308,8 @@
                 <w:rFonts w:ascii="Times New Roman" w:eastAsia="DengXian" w:hAnsi="Times New Roman" w:cs="Times New Roman"/>
                 <w:i/>
                 <w:iCs/>
-                <w:sz w:val="26"/>
-                <w:szCs w:val="26"/>
+                <w:sz w:val="24"/>
+                <w:szCs w:val="24"/>
                 <w:lang w:eastAsia="zh-CN"/>
               </w:rPr>
               <w:t xml:space="preserve"> năm 202</w:t>
@@ -319,8 +319,8 @@
                 <w:rFonts w:ascii="Times New Roman" w:eastAsia="DengXian" w:hAnsi="Times New Roman" w:cs="Times New Roman"/>
                 <w:i/>
                 <w:iCs/>
-                <w:sz w:val="26"/>
-                <w:szCs w:val="26"/>
+                <w:sz w:val="24"/>
+                <w:szCs w:val="24"/>
                 <w:lang w:eastAsia="zh-CN"/>
               </w:rPr>
               <w:t>6</w:t>
@@ -336,16 +336,16 @@
         <w:ind w:left="0" w:right="0"/>
         <w:rPr>
           <w:rFonts w:ascii="Times New Roman" w:eastAsia="DengXian" w:hAnsi="Times New Roman" w:cs="Times New Roman"/>
-          <w:sz w:val="26"/>
-          <w:szCs w:val="26"/>
+          <w:sz w:val="24"/>
+          <w:szCs w:val="24"/>
           <w:lang w:eastAsia="zh-CN"/>
         </w:rPr>
       </w:pPr>
       <w:r>
         <w:rPr>
           <w:rFonts w:ascii="Times New Roman" w:eastAsia="DengXian" w:hAnsi="Times New Roman" w:cs="Times New Roman"/>
-          <w:sz w:val="26"/>
-          <w:szCs w:val="26"/>
+          <w:sz w:val="24"/>
+          <w:szCs w:val="24"/>
           <w:lang w:eastAsia="zh-CN"/>
         </w:rPr>
         <w:t> </w:t>
@@ -361,8 +361,8 @@
           <w:rFonts w:ascii="Times New Roman" w:eastAsia="DengXian" w:hAnsi="Times New Roman" w:cs="Times New Roman"/>
           <w:b/>
           <w:bCs/>
-          <w:sz w:val="26"/>
-          <w:szCs w:val="26"/>
+          <w:sz w:val="24"/>
+          <w:szCs w:val="24"/>
           <w:lang w:eastAsia="zh-CN"/>
         </w:rPr>
       </w:pPr>
@@ -371,8 +371,8 @@
           <w:rFonts w:ascii="Times New Roman" w:eastAsia="DengXian" w:hAnsi="Times New Roman" w:cs="Times New Roman"/>
           <w:b/>
           <w:bCs/>
-          <w:sz w:val="26"/>
-          <w:szCs w:val="26"/>
+          <w:sz w:val="24"/>
+          <w:szCs w:val="24"/>
           <w:lang w:eastAsia="zh-CN"/>
         </w:rPr>
         <w:t>NGHỊ QUYẾT HỘI ĐỒNG THÀNH VIÊN</w:t>
@@ -386,8 +386,8 @@
         <w:jc w:val="center"/>
         <w:rPr>
           <w:rFonts w:ascii="Times New Roman" w:eastAsia="DengXian" w:hAnsi="Times New Roman" w:cs="Times New Roman"/>
-          <w:sz w:val="26"/>
-          <w:szCs w:val="26"/>
+          <w:sz w:val="24"/>
+          <w:szCs w:val="24"/>
           <w:lang w:eastAsia="zh-CN"/>
         </w:rPr>
       </w:pPr>
@@ -403,8 +403,8 @@
           <w:bCs/>
           <w:i/>
           <w:iCs/>
-          <w:sz w:val="26"/>
-          <w:szCs w:val="26"/>
+          <w:sz w:val="24"/>
+          <w:szCs w:val="24"/>
           <w:lang w:eastAsia="zh-CN"/>
         </w:rPr>
       </w:pPr>
@@ -415,8 +415,8 @@
           <w:bCs/>
           <w:i/>
           <w:iCs/>
-          <w:sz w:val="26"/>
-          <w:szCs w:val="26"/>
+          <w:sz w:val="24"/>
+          <w:szCs w:val="24"/>
           <w:lang w:eastAsia="zh-CN"/>
         </w:rPr>
         <w:t>CÔNG TY TNHH CHÍ ĐỊNH VIỆT NAM</w:t>
@@ -431,15 +431,15 @@
           <w:rFonts w:ascii="Times New Roman" w:eastAsia="Times New Roman" w:hAnsi="Times New Roman" w:cs="Times New Roman"/>
           <w:bCs/>
           <w:i/>
-          <w:sz w:val="26"/>
-          <w:szCs w:val="26"/>
+          <w:sz w:val="24"/>
+          <w:szCs w:val="24"/>
         </w:rPr>
       </w:pPr>
       <w:r>
         <w:rPr>
           <w:rFonts w:ascii="Times New Roman" w:eastAsia="DengXian" w:hAnsi="Times New Roman" w:cs="Times New Roman"/>
-          <w:sz w:val="26"/>
-          <w:szCs w:val="26"/>
+          <w:sz w:val="24"/>
+          <w:szCs w:val="24"/>
           <w:lang w:eastAsia="zh-CN"/>
         </w:rPr>
         <w:br/>
@@ -449,8 +449,8 @@
           <w:rFonts w:ascii="Times New Roman" w:eastAsia="Times New Roman" w:hAnsi="Times New Roman" w:cs="Times New Roman"/>
           <w:bCs/>
           <w:i/>
-          <w:sz w:val="26"/>
-          <w:szCs w:val="26"/>
+          <w:sz w:val="24"/>
+          <w:szCs w:val="24"/>
         </w:rPr>
         <w:t xml:space="preserve">Về việc </w:t>
       </w:r>
@@ -459,20 +459,18 @@
           <w:rFonts w:ascii="Times New Roman" w:eastAsia="Times New Roman" w:hAnsi="Times New Roman" w:cs="Times New Roman"/>
           <w:bCs/>
           <w:i/>
-          <w:sz w:val="26"/>
-          <w:szCs w:val="26"/>
+          <w:sz w:val="24"/>
+          <w:szCs w:val="24"/>
         </w:rPr>
         <w:t xml:space="preserve">bổ sung người đại diện pháp luật, </w:t>
       </w:r>
-      <w:bookmarkStart w:id="0" w:name="_GoBack"/>
-      <w:bookmarkEnd w:id="0"/>
       <w:r>
         <w:rPr>
           <w:rFonts w:ascii="Times New Roman" w:eastAsia="Times New Roman" w:hAnsi="Times New Roman" w:cs="Times New Roman"/>
           <w:bCs/>
           <w:i/>
-          <w:sz w:val="26"/>
-          <w:szCs w:val="26"/>
+          <w:sz w:val="24"/>
+          <w:szCs w:val="24"/>
         </w:rPr>
         <w:t>thay đổi</w:t>
       </w:r>
@@ -481,8 +479,8 @@
           <w:rFonts w:ascii="Times New Roman" w:eastAsia="Times New Roman" w:hAnsi="Times New Roman" w:cs="Times New Roman"/>
           <w:bCs/>
           <w:i/>
-          <w:sz w:val="26"/>
-          <w:szCs w:val="26"/>
+          <w:sz w:val="24"/>
+          <w:szCs w:val="24"/>
         </w:rPr>
         <w:t xml:space="preserve"> </w:t>
       </w:r>
@@ -491,8 +489,8 @@
           <w:rFonts w:ascii="Times New Roman" w:eastAsia="Times New Roman" w:hAnsi="Times New Roman" w:cs="Times New Roman"/>
           <w:bCs/>
           <w:i/>
-          <w:sz w:val="26"/>
-          <w:szCs w:val="26"/>
+          <w:sz w:val="24"/>
+          <w:szCs w:val="24"/>
         </w:rPr>
         <w:t>địa chỉ trụ sở</w:t>
       </w:r>
@@ -501,8 +499,8 @@
           <w:rFonts w:ascii="Times New Roman" w:eastAsia="Times New Roman" w:hAnsi="Times New Roman" w:cs="Times New Roman"/>
           <w:bCs/>
           <w:i/>
-          <w:sz w:val="26"/>
-          <w:szCs w:val="26"/>
+          <w:sz w:val="24"/>
+          <w:szCs w:val="24"/>
         </w:rPr>
         <w:t>, bổ sung ngành nghề kinh doanh</w:t>
       </w:r>
@@ -515,8 +513,8 @@
         <w:jc w:val="center"/>
         <w:rPr>
           <w:rFonts w:ascii="Times New Roman" w:eastAsia="DengXian" w:hAnsi="Times New Roman" w:cs="Times New Roman"/>
-          <w:sz w:val="26"/>
-          <w:szCs w:val="26"/>
+          <w:sz w:val="24"/>
+          <w:szCs w:val="24"/>
           <w:lang w:eastAsia="zh-CN"/>
         </w:rPr>
       </w:pPr>
@@ -529,16 +527,16 @@
         <w:jc w:val="center"/>
         <w:rPr>
           <w:rFonts w:ascii="Times New Roman" w:eastAsia="DengXian" w:hAnsi="Times New Roman" w:cs="Times New Roman"/>
-          <w:sz w:val="26"/>
-          <w:szCs w:val="26"/>
+          <w:sz w:val="24"/>
+          <w:szCs w:val="24"/>
           <w:lang w:eastAsia="zh-CN"/>
         </w:rPr>
       </w:pPr>
       <w:r>
         <w:rPr>
           <w:rFonts w:ascii="Times New Roman" w:eastAsia="DengXian" w:hAnsi="Times New Roman" w:cs="Times New Roman"/>
-          <w:sz w:val="26"/>
-          <w:szCs w:val="26"/>
+          <w:sz w:val="24"/>
+          <w:szCs w:val="24"/>
           <w:lang w:eastAsia="zh-CN"/>
         </w:rPr>
         <w:t> </w:t>
@@ -550,8 +548,8 @@
         <w:ind w:left="0" w:right="0"/>
         <w:rPr>
           <w:rFonts w:ascii="Times New Roman" w:eastAsia="DengXian" w:hAnsi="Times New Roman" w:cs="Times New Roman"/>
-          <w:sz w:val="26"/>
-          <w:szCs w:val="26"/>
+          <w:sz w:val="24"/>
+          <w:szCs w:val="24"/>
           <w:lang w:eastAsia="zh-CN"/>
         </w:rPr>
       </w:pPr>
@@ -560,8 +558,8 @@
           <w:rFonts w:ascii="Times New Roman" w:eastAsia="DengXian" w:hAnsi="Times New Roman" w:cs="Times New Roman"/>
           <w:i/>
           <w:iCs/>
-          <w:sz w:val="26"/>
-          <w:szCs w:val="26"/>
+          <w:sz w:val="24"/>
+          <w:szCs w:val="24"/>
           <w:lang w:eastAsia="zh-CN"/>
         </w:rPr>
         <w:t>Căn cứ Luật Doanh nghiệp số 59/2020/QH14 ban hành ngày 17/06/2020;</w:t>
@@ -573,8 +571,8 @@
         <w:ind w:left="0" w:right="0"/>
         <w:rPr>
           <w:rFonts w:ascii="Times New Roman" w:eastAsia="DengXian" w:hAnsi="Times New Roman" w:cs="Times New Roman"/>
-          <w:sz w:val="26"/>
-          <w:szCs w:val="26"/>
+          <w:sz w:val="24"/>
+          <w:szCs w:val="24"/>
           <w:lang w:eastAsia="zh-CN"/>
         </w:rPr>
       </w:pPr>
@@ -583,8 +581,8 @@
           <w:rFonts w:ascii="Times New Roman" w:eastAsia="DengXian" w:hAnsi="Times New Roman" w:cs="Times New Roman"/>
           <w:i/>
           <w:iCs/>
-          <w:sz w:val="26"/>
-          <w:szCs w:val="26"/>
+          <w:sz w:val="24"/>
+          <w:szCs w:val="24"/>
           <w:lang w:eastAsia="zh-CN"/>
         </w:rPr>
         <w:t xml:space="preserve">Căn cứ điều lệ của </w:t>
@@ -596,8 +594,8 @@
           <w:bCs/>
           <w:i/>
           <w:iCs/>
-          <w:sz w:val="26"/>
-          <w:szCs w:val="26"/>
+          <w:sz w:val="24"/>
+          <w:szCs w:val="24"/>
           <w:lang w:eastAsia="zh-CN"/>
         </w:rPr>
         <w:t>CÔNG TY TNHH CHÍ ĐỊNH VIỆT NAM</w:t>
@@ -607,8 +605,8 @@
           <w:rFonts w:ascii="Times New Roman" w:eastAsia="DengXian" w:hAnsi="Times New Roman" w:cs="Times New Roman"/>
           <w:i/>
           <w:iCs/>
-          <w:sz w:val="26"/>
-          <w:szCs w:val="26"/>
+          <w:sz w:val="24"/>
+          <w:szCs w:val="24"/>
           <w:lang w:eastAsia="zh-CN"/>
         </w:rPr>
         <w:t>;</w:t>
@@ -620,8 +618,8 @@
         <w:ind w:left="0" w:right="0"/>
         <w:rPr>
           <w:rFonts w:ascii="Times New Roman" w:eastAsia="DengXian" w:hAnsi="Times New Roman" w:cs="Times New Roman"/>
-          <w:sz w:val="26"/>
-          <w:szCs w:val="26"/>
+          <w:sz w:val="24"/>
+          <w:szCs w:val="24"/>
           <w:lang w:eastAsia="zh-CN"/>
         </w:rPr>
       </w:pPr>
@@ -630,8 +628,8 @@
           <w:rFonts w:ascii="Times New Roman" w:eastAsia="DengXian" w:hAnsi="Times New Roman" w:cs="Times New Roman"/>
           <w:i/>
           <w:iCs/>
-          <w:sz w:val="26"/>
-          <w:szCs w:val="26"/>
+          <w:sz w:val="24"/>
+          <w:szCs w:val="24"/>
           <w:lang w:eastAsia="zh-CN"/>
         </w:rPr>
         <w:t xml:space="preserve">Căn cứ biên bản họp Hội đồng thành viên ngày </w:t>
@@ -641,86 +639,64 @@
           <w:rFonts w:ascii="Times New Roman" w:eastAsia="DengXian" w:hAnsi="Times New Roman" w:cs="Times New Roman"/>
           <w:i/>
           <w:iCs/>
-          <w:sz w:val="26"/>
-          <w:szCs w:val="26"/>
+          <w:sz w:val="24"/>
+          <w:szCs w:val="24"/>
           <w:lang w:eastAsia="zh-CN"/>
         </w:rPr>
-        <w:t>4</w:t>
+        <w:t>10/09</w:t>
       </w:r>
       <w:r>
         <w:rPr>
           <w:rFonts w:ascii="Times New Roman" w:eastAsia="DengXian" w:hAnsi="Times New Roman" w:cs="Times New Roman"/>
           <w:i/>
           <w:iCs/>
-          <w:sz w:val="26"/>
-          <w:szCs w:val="26"/>
+          <w:sz w:val="24"/>
+          <w:szCs w:val="24"/>
           <w:lang w:eastAsia="zh-CN"/>
         </w:rPr>
-        <w:t>/</w:t>
+        <w:t>/202</w:t>
       </w:r>
       <w:r>
         <w:rPr>
           <w:rFonts w:ascii="Times New Roman" w:eastAsia="DengXian" w:hAnsi="Times New Roman" w:cs="Times New Roman"/>
           <w:i/>
           <w:iCs/>
-          <w:sz w:val="26"/>
-          <w:szCs w:val="26"/>
+          <w:sz w:val="24"/>
+          <w:szCs w:val="24"/>
           <w:lang w:eastAsia="zh-CN"/>
         </w:rPr>
-        <w:t>9</w:t>
+        <w:t>6</w:t>
       </w:r>
       <w:r>
         <w:rPr>
           <w:rFonts w:ascii="Times New Roman" w:eastAsia="DengXian" w:hAnsi="Times New Roman" w:cs="Times New Roman"/>
           <w:i/>
           <w:iCs/>
-          <w:sz w:val="26"/>
-          <w:szCs w:val="26"/>
+          <w:sz w:val="24"/>
+          <w:szCs w:val="24"/>
           <w:lang w:eastAsia="zh-CN"/>
         </w:rPr>
-        <w:t>/202</w:t>
-      </w:r>
+        <w:t>;</w:t>
+      </w:r>
+    </w:p>
+    <w:p>
+      <w:pPr>
+        <w:spacing w:after="0" w:line="240" w:lineRule="auto"/>
+        <w:ind w:left="0" w:right="0"/>
+        <w:rPr>
+          <w:rFonts w:ascii="Times New Roman" w:eastAsia="DengXian" w:hAnsi="Times New Roman" w:cs="Times New Roman"/>
+          <w:sz w:val="24"/>
+          <w:szCs w:val="24"/>
+          <w:lang w:eastAsia="zh-CN"/>
+        </w:rPr>
+      </w:pPr>
       <w:r>
         <w:rPr>
           <w:rFonts w:ascii="Times New Roman" w:eastAsia="DengXian" w:hAnsi="Times New Roman" w:cs="Times New Roman"/>
           <w:i/>
           <w:iCs/>
-          <w:sz w:val="26"/>
-          <w:szCs w:val="26"/>
-          <w:lang w:eastAsia="zh-CN"/>
-        </w:rPr>
-        <w:t>6</w:t>
-      </w:r>
-      <w:r>
-        <w:rPr>
-          <w:rFonts w:ascii="Times New Roman" w:eastAsia="DengXian" w:hAnsi="Times New Roman" w:cs="Times New Roman"/>
-          <w:i/>
-          <w:iCs/>
-          <w:sz w:val="26"/>
-          <w:szCs w:val="26"/>
-          <w:lang w:eastAsia="zh-CN"/>
-        </w:rPr>
-        <w:t>;</w:t>
-      </w:r>
-    </w:p>
-    <w:p>
-      <w:pPr>
-        <w:spacing w:after="0" w:line="240" w:lineRule="auto"/>
-        <w:ind w:left="0" w:right="0"/>
-        <w:rPr>
-          <w:rFonts w:ascii="Times New Roman" w:eastAsia="DengXian" w:hAnsi="Times New Roman" w:cs="Times New Roman"/>
-          <w:sz w:val="26"/>
-          <w:szCs w:val="26"/>
-          <w:lang w:eastAsia="zh-CN"/>
-        </w:rPr>
-      </w:pPr>
-      <w:r>
-        <w:rPr>
-          <w:rFonts w:ascii="Times New Roman" w:eastAsia="DengXian" w:hAnsi="Times New Roman" w:cs="Times New Roman"/>
-          <w:i/>
-          <w:iCs/>
-          <w:sz w:val="26"/>
-          <w:szCs w:val="26"/>
+          <w:sz w:val="24"/>
+          <w:szCs w:val="24"/>
           <w:lang w:eastAsia="zh-CN"/>
         </w:rPr>
         <w:t>Căn cứ tình hình hoạt động của công ty.</w:t>
@@ -734,8 +710,8 @@
         <w:jc w:val="both"/>
         <w:rPr>
           <w:rFonts w:ascii="Times New Roman" w:eastAsia="DengXian" w:hAnsi="Times New Roman" w:cs="Times New Roman"/>
-          <w:sz w:val="26"/>
-          <w:szCs w:val="26"/>
+          <w:sz w:val="24"/>
+          <w:szCs w:val="24"/>
           <w:lang w:eastAsia="zh-CN"/>
         </w:rPr>
       </w:pPr>
@@ -744,8 +720,8 @@
           <w:rFonts w:ascii="Times New Roman" w:eastAsia="DengXian" w:hAnsi="Times New Roman" w:cs="Times New Roman"/>
           <w:i/>
           <w:iCs/>
-          <w:sz w:val="26"/>
-          <w:szCs w:val="26"/>
+          <w:sz w:val="24"/>
+          <w:szCs w:val="24"/>
           <w:lang w:eastAsia="zh-CN"/>
         </w:rPr>
         <w:t> </w:t>
@@ -761,8 +737,8 @@
           <w:rFonts w:ascii="Times New Roman" w:eastAsia="DengXian" w:hAnsi="Times New Roman" w:cs="Times New Roman"/>
           <w:b/>
           <w:bCs/>
-          <w:sz w:val="26"/>
-          <w:szCs w:val="26"/>
+          <w:sz w:val="24"/>
+          <w:szCs w:val="24"/>
           <w:lang w:eastAsia="zh-CN"/>
         </w:rPr>
       </w:pPr>
@@ -771,8 +747,8 @@
           <w:rFonts w:ascii="Times New Roman" w:eastAsia="DengXian" w:hAnsi="Times New Roman" w:cs="Times New Roman"/>
           <w:b/>
           <w:bCs/>
-          <w:sz w:val="26"/>
-          <w:szCs w:val="26"/>
+          <w:sz w:val="24"/>
+          <w:szCs w:val="24"/>
           <w:lang w:eastAsia="zh-CN"/>
         </w:rPr>
         <w:t>NGHỊ QUYẾT</w:t>
@@ -786,8 +762,8 @@
         <w:jc w:val="center"/>
         <w:rPr>
           <w:rFonts w:ascii="Times New Roman" w:eastAsia="DengXian" w:hAnsi="Times New Roman" w:cs="Times New Roman"/>
-          <w:sz w:val="26"/>
-          <w:szCs w:val="26"/>
+          <w:sz w:val="24"/>
+          <w:szCs w:val="24"/>
           <w:lang w:eastAsia="zh-CN"/>
         </w:rPr>
       </w:pPr>
@@ -799,8 +775,8 @@
         <w:jc w:val="both"/>
         <w:rPr>
           <w:rFonts w:ascii="Times New Roman" w:hAnsi="Times New Roman" w:cs="Times New Roman"/>
-          <w:sz w:val="26"/>
-          <w:szCs w:val="26"/>
+          <w:sz w:val="24"/>
+          <w:szCs w:val="24"/>
         </w:rPr>
       </w:pPr>
       <w:r>
@@ -808,38 +784,399 @@
           <w:rFonts w:ascii="Times New Roman" w:hAnsi="Times New Roman" w:cs="Times New Roman"/>
           <w:b/>
           <w:bCs/>
-          <w:sz w:val="26"/>
-          <w:szCs w:val="26"/>
+          <w:sz w:val="24"/>
+          <w:szCs w:val="24"/>
           <w:u w:val="single"/>
         </w:rPr>
-        <w:t xml:space="preserve">Điều </w:t>
-      </w:r>
+        <w:t>Điều 1</w:t>
+      </w:r>
+      <w:r>
+        <w:rPr>
+          <w:rFonts w:ascii="Times New Roman" w:hAnsi="Times New Roman" w:cs="Times New Roman"/>
+          <w:sz w:val="24"/>
+          <w:szCs w:val="24"/>
+        </w:rPr>
+        <w:t xml:space="preserve">: </w:t>
+      </w:r>
+      <w:r>
+        <w:rPr>
+          <w:rFonts w:ascii="Times New Roman" w:hAnsi="Times New Roman" w:cs="Times New Roman"/>
+          <w:sz w:val="24"/>
+          <w:szCs w:val="24"/>
+        </w:rPr>
+        <w:t xml:space="preserve">Bổ sung người đại diện pháp luật thứ </w:t>
+      </w:r>
+      <w:r>
+        <w:rPr>
+          <w:rFonts w:ascii="Times New Roman" w:hAnsi="Times New Roman" w:cs="Times New Roman"/>
+          <w:sz w:val="24"/>
+          <w:szCs w:val="24"/>
+        </w:rPr>
+        <w:t>hai</w:t>
+      </w:r>
+      <w:r>
+        <w:rPr>
+          <w:rFonts w:ascii="Times New Roman" w:hAnsi="Times New Roman" w:cs="Times New Roman"/>
+          <w:sz w:val="24"/>
+          <w:szCs w:val="24"/>
+        </w:rPr>
+        <w:t>:</w:t>
+      </w:r>
+    </w:p>
+    <w:p>
+      <w:pPr>
+        <w:tabs>
+          <w:tab w:val="left" w:leader="dot" w:pos="7088"/>
+          <w:tab w:val="left" w:leader="dot" w:pos="9072"/>
+        </w:tabs>
+        <w:spacing w:after="0" w:line="240" w:lineRule="auto"/>
+        <w:ind w:firstLine="567"/>
+        <w:jc w:val="both"/>
+        <w:rPr>
+          <w:rFonts w:ascii="Times New Roman" w:hAnsi="Times New Roman" w:cs="Times New Roman"/>
+          <w:sz w:val="24"/>
+          <w:szCs w:val="24"/>
+        </w:rPr>
+      </w:pPr>
+      <w:r>
+        <w:rPr>
+          <w:rFonts w:ascii="Times New Roman" w:hAnsi="Times New Roman"/>
+          <w:sz w:val="24"/>
+          <w:szCs w:val="24"/>
+        </w:rPr>
+        <w:t>Họ, chữ đệm và tên (</w:t>
+      </w:r>
+      <w:r>
+        <w:rPr>
+          <w:rFonts w:ascii="Times New Roman" w:hAnsi="Times New Roman"/>
+          <w:i/>
+          <w:sz w:val="24"/>
+          <w:szCs w:val="24"/>
+        </w:rPr>
+        <w:t>ghi bằng chữ in hoa</w:t>
+      </w:r>
+      <w:r>
+        <w:rPr>
+          <w:rFonts w:ascii="Times New Roman" w:hAnsi="Times New Roman"/>
+          <w:sz w:val="24"/>
+          <w:szCs w:val="24"/>
+        </w:rPr>
+        <w:t xml:space="preserve">): </w:t>
+      </w:r>
+      <w:bookmarkStart w:id="0" w:name="_Hlk239965203"/>
+      <w:r>
+        <w:rPr>
+          <w:rFonts w:ascii="Times New Roman" w:hAnsi="Times New Roman"/>
+          <w:b/>
+          <w:sz w:val="24"/>
+          <w:szCs w:val="24"/>
+        </w:rPr>
+        <w:t>TRƯƠNG NGỌC MỸ</w:t>
+      </w:r>
+      <w:bookmarkEnd w:id="0"/>
+    </w:p>
+    <w:p>
+      <w:pPr>
+        <w:tabs>
+          <w:tab w:val="left" w:leader="dot" w:pos="3686"/>
+          <w:tab w:val="left" w:leader="dot" w:pos="4253"/>
+          <w:tab w:val="left" w:leader="dot" w:pos="5103"/>
+        </w:tabs>
+        <w:spacing w:after="0" w:line="240" w:lineRule="auto"/>
+        <w:ind w:firstLine="567"/>
+        <w:jc w:val="both"/>
+        <w:rPr>
+          <w:rFonts w:ascii="Times New Roman" w:eastAsia="Times New Roman" w:hAnsi="Times New Roman" w:cs="Times New Roman"/>
+          <w:sz w:val="24"/>
+          <w:szCs w:val="24"/>
+        </w:rPr>
+      </w:pPr>
+      <w:r>
+        <w:rPr>
+          <w:rFonts w:ascii="Times New Roman" w:hAnsi="Times New Roman"/>
+          <w:sz w:val="24"/>
+          <w:szCs w:val="24"/>
+        </w:rPr>
+        <w:t>Ngày, tháng, năm sinh: 03/07/1965</w:t>
+      </w:r>
+    </w:p>
+    <w:p>
+      <w:pPr>
+        <w:tabs>
+          <w:tab w:val="left" w:leader="dot" w:pos="3686"/>
+          <w:tab w:val="left" w:leader="dot" w:pos="4253"/>
+          <w:tab w:val="left" w:leader="dot" w:pos="5103"/>
+        </w:tabs>
+        <w:spacing w:after="0" w:line="240" w:lineRule="auto"/>
+        <w:ind w:firstLine="567"/>
+        <w:jc w:val="both"/>
+        <w:rPr>
+          <w:rFonts w:ascii="Times New Roman" w:eastAsia="Times New Roman" w:hAnsi="Times New Roman" w:cs="Times New Roman"/>
+          <w:sz w:val="24"/>
+          <w:szCs w:val="24"/>
+        </w:rPr>
+      </w:pPr>
+      <w:r>
+        <w:rPr>
+          <w:rFonts w:ascii="Times New Roman" w:hAnsi="Times New Roman"/>
+          <w:sz w:val="24"/>
+          <w:szCs w:val="24"/>
+        </w:rPr>
+        <w:t>Giới tính: Nữ</w:t>
+      </w:r>
+    </w:p>
+    <w:p>
+      <w:pPr>
+        <w:tabs>
+          <w:tab w:val="left" w:leader="dot" w:pos="2410"/>
+          <w:tab w:val="left" w:leader="dot" w:pos="2977"/>
+          <w:tab w:val="left" w:leader="dot" w:pos="3600"/>
+          <w:tab w:val="left" w:leader="dot" w:pos="4230"/>
+          <w:tab w:val="left" w:pos="4320"/>
+          <w:tab w:val="left" w:pos="4590"/>
+          <w:tab w:val="left" w:leader="dot" w:pos="6300"/>
+          <w:tab w:val="left" w:leader="dot" w:pos="9072"/>
+        </w:tabs>
+        <w:spacing w:after="0" w:line="240" w:lineRule="auto"/>
+        <w:ind w:firstLine="567"/>
+        <w:jc w:val="both"/>
+        <w:rPr>
+          <w:rFonts w:ascii="Times New Roman" w:eastAsia="Times New Roman" w:hAnsi="Times New Roman" w:cs="Times New Roman"/>
+          <w:sz w:val="24"/>
+          <w:szCs w:val="24"/>
+          <w:lang w:val="pt-BR"/>
+        </w:rPr>
+      </w:pPr>
+      <w:r>
+        <w:rPr>
+          <w:rFonts w:ascii="Times New Roman" w:hAnsi="Times New Roman"/>
+          <w:sz w:val="24"/>
+          <w:szCs w:val="24"/>
+          <w:lang w:val="pt-BR"/>
+        </w:rPr>
+        <w:t xml:space="preserve">Số định danh cá nhân: </w:t>
+      </w:r>
+      <w:r>
+        <w:rPr>
+          <w:rFonts w:ascii="Times New Roman" w:eastAsia="Times New Roman" w:hAnsi="Times New Roman" w:cs="Times New Roman"/>
+          <w:sz w:val="24"/>
+          <w:szCs w:val="24"/>
+          <w:lang w:val="pt-BR"/>
+        </w:rPr>
+        <w:t>079165037490</w:t>
+      </w:r>
+    </w:p>
+    <w:p>
+      <w:pPr>
+        <w:tabs>
+          <w:tab w:val="left" w:leader="dot" w:pos="9072"/>
+        </w:tabs>
+        <w:spacing w:after="0" w:line="240" w:lineRule="auto"/>
+        <w:ind w:firstLine="567"/>
+        <w:jc w:val="both"/>
+        <w:rPr>
+          <w:rFonts w:ascii="Times New Roman" w:hAnsi="Times New Roman" w:cs="Times New Roman"/>
+          <w:sz w:val="24"/>
+          <w:szCs w:val="24"/>
+          <w:lang w:val="pt-BR"/>
+        </w:rPr>
+      </w:pPr>
+      <w:r>
+        <w:rPr>
+          <w:rFonts w:ascii="Times New Roman" w:hAnsi="Times New Roman"/>
+          <w:sz w:val="24"/>
+          <w:szCs w:val="24"/>
+          <w:lang w:val="pt-BR"/>
+        </w:rPr>
+        <w:t>Chức danh: Chủ tịch hội đồng thành viên</w:t>
+      </w:r>
+    </w:p>
+    <w:p>
+      <w:pPr>
+        <w:tabs>
+          <w:tab w:val="left" w:leader="dot" w:pos="3828"/>
+          <w:tab w:val="left" w:leader="dot" w:pos="4230"/>
+          <w:tab w:val="left" w:pos="4320"/>
+          <w:tab w:val="left" w:pos="4590"/>
+          <w:tab w:val="left" w:leader="dot" w:pos="6300"/>
+          <w:tab w:val="left" w:leader="dot" w:pos="9072"/>
+        </w:tabs>
+        <w:spacing w:before="80" w:after="80" w:line="240" w:lineRule="auto"/>
+        <w:ind w:firstLine="567"/>
+        <w:jc w:val="both"/>
+        <w:rPr>
+          <w:rFonts w:ascii="Times New Roman" w:eastAsia="Times New Roman" w:hAnsi="Times New Roman" w:cs="Times New Roman"/>
+          <w:sz w:val="24"/>
+          <w:szCs w:val="24"/>
+          <w:lang w:val="pt-BR"/>
+        </w:rPr>
+      </w:pPr>
+      <w:r>
+        <w:rPr>
+          <w:rFonts w:ascii="Times New Roman" w:eastAsia="Times New Roman" w:hAnsi="Times New Roman" w:cs="Times New Roman"/>
+          <w:sz w:val="24"/>
+          <w:szCs w:val="24"/>
+          <w:lang w:val="pt-BR"/>
+        </w:rPr>
+        <w:t xml:space="preserve">Địa chỉ liên lạc: </w:t>
+      </w:r>
+    </w:p>
+    <w:p>
+      <w:pPr>
+        <w:spacing w:after="0"/>
+        <w:ind w:firstLine="851"/>
+        <w:rPr>
+          <w:rFonts w:ascii="Times New Roman" w:hAnsi="Times New Roman" w:cs="Times New Roman"/>
+          <w:sz w:val="24"/>
+          <w:szCs w:val="24"/>
+          <w:lang w:val="pt-BR"/>
+        </w:rPr>
+      </w:pPr>
+      <w:r>
+        <w:rPr>
+          <w:rFonts w:ascii="Times New Roman" w:hAnsi="Times New Roman"/>
+          <w:sz w:val="24"/>
+          <w:szCs w:val="24"/>
+          <w:lang w:val="pt-BR"/>
+        </w:rPr>
+        <w:t>Số nhà/phòng, ngách/hẻm, ngõ/kiệt, đường/phố/đại lộ, tổ/xóm/ấp/thôn: 76/2/20/7, Phùng Tá Chu, Khu phố 7</w:t>
+      </w:r>
+    </w:p>
+    <w:p>
+      <w:pPr>
+        <w:spacing w:after="0"/>
+        <w:ind w:firstLine="851"/>
+        <w:rPr>
+          <w:rFonts w:ascii="Times New Roman" w:hAnsi="Times New Roman" w:cs="Times New Roman"/>
+          <w:sz w:val="24"/>
+          <w:szCs w:val="24"/>
+          <w:lang w:val="pt-BR"/>
+        </w:rPr>
+      </w:pPr>
+      <w:r>
+        <w:rPr>
+          <w:rFonts w:ascii="Times New Roman" w:hAnsi="Times New Roman"/>
+          <w:sz w:val="24"/>
+          <w:szCs w:val="24"/>
+          <w:lang w:val="pt-BR"/>
+        </w:rPr>
+        <w:t>Xã/Phường/Đặc khu: Phường An Lạc</w:t>
+      </w:r>
+    </w:p>
+    <w:p>
+      <w:pPr>
+        <w:tabs>
+          <w:tab w:val="left" w:leader="dot" w:pos="2410"/>
+          <w:tab w:val="left" w:leader="dot" w:pos="2977"/>
+          <w:tab w:val="left" w:leader="dot" w:pos="3600"/>
+          <w:tab w:val="left" w:leader="dot" w:pos="4230"/>
+          <w:tab w:val="left" w:pos="4320"/>
+          <w:tab w:val="left" w:pos="4590"/>
+          <w:tab w:val="left" w:leader="dot" w:pos="6300"/>
+          <w:tab w:val="left" w:leader="dot" w:pos="9072"/>
+        </w:tabs>
+        <w:spacing w:after="0" w:line="240" w:lineRule="auto"/>
+        <w:ind w:firstLine="851"/>
+        <w:jc w:val="both"/>
+        <w:rPr>
+          <w:rFonts w:ascii="Times New Roman" w:hAnsi="Times New Roman" w:cs="Times New Roman"/>
+          <w:sz w:val="24"/>
+          <w:szCs w:val="24"/>
+          <w:lang w:val="pt-BR"/>
+        </w:rPr>
+      </w:pPr>
+      <w:r>
+        <w:rPr>
+          <w:rFonts w:ascii="Times New Roman" w:hAnsi="Times New Roman"/>
+          <w:sz w:val="24"/>
+          <w:szCs w:val="24"/>
+          <w:lang w:val="pt-BR"/>
+        </w:rPr>
+        <w:t>Tỉnh/Thành phố trực thuộc trung ương: Thành phố Hồ Chí Minh</w:t>
+      </w:r>
+    </w:p>
+    <w:p>
+      <w:pPr>
+        <w:pStyle w:val="ListParagraph"/>
+        <w:spacing w:after="120" w:line="240" w:lineRule="auto"/>
+        <w:ind w:left="1080" w:right="0"/>
+        <w:jc w:val="both"/>
+        <w:rPr>
+          <w:rFonts w:ascii="Times New Roman" w:hAnsi="Times New Roman"/>
+          <w:sz w:val="24"/>
+          <w:szCs w:val="24"/>
+        </w:rPr>
+      </w:pPr>
+      <w:r>
+        <w:rPr>
+          <w:rFonts w:ascii="Times New Roman" w:hAnsi="Times New Roman"/>
+          <w:sz w:val="24"/>
+          <w:szCs w:val="24"/>
+          <w:lang w:val="pt-BR"/>
+        </w:rPr>
+        <w:t>Quốc gia: Việt Nam</w:t>
+      </w:r>
+    </w:p>
+    <w:p>
+      <w:pPr>
+        <w:spacing w:after="120" w:line="240" w:lineRule="auto"/>
+        <w:ind w:left="0" w:right="0" w:firstLine="360"/>
+        <w:rPr>
+          <w:rFonts w:ascii="Times New Roman" w:hAnsi="Times New Roman" w:cs="Times New Roman"/>
+          <w:sz w:val="24"/>
+          <w:szCs w:val="24"/>
+        </w:rPr>
+      </w:pPr>
       <w:r>
         <w:rPr>
           <w:rFonts w:ascii="Times New Roman" w:hAnsi="Times New Roman" w:cs="Times New Roman"/>
           <w:b/>
           <w:bCs/>
-          <w:sz w:val="26"/>
-          <w:szCs w:val="26"/>
+          <w:sz w:val="24"/>
+          <w:szCs w:val="24"/>
           <w:u w:val="single"/>
         </w:rPr>
-        <w:t>1</w:t>
+        <w:t>Điều 2</w:t>
       </w:r>
       <w:r>
         <w:rPr>
           <w:rFonts w:ascii="Times New Roman" w:hAnsi="Times New Roman" w:cs="Times New Roman"/>
-          <w:sz w:val="26"/>
-          <w:szCs w:val="26"/>
+          <w:sz w:val="24"/>
+          <w:szCs w:val="24"/>
         </w:rPr>
         <w:t xml:space="preserve">: </w:t>
       </w:r>
       <w:r>
         <w:rPr>
           <w:rFonts w:ascii="Times New Roman" w:hAnsi="Times New Roman" w:cs="Times New Roman"/>
-          <w:sz w:val="26"/>
-          <w:szCs w:val="26"/>
-        </w:rPr>
-        <w:t>Thay đổi địa chỉ trụ sở:</w:t>
+          <w:sz w:val="24"/>
+          <w:szCs w:val="24"/>
+        </w:rPr>
+        <w:t>Cập nhật ngành nghề</w:t>
+      </w:r>
+      <w:r>
+        <w:rPr>
+          <w:rFonts w:ascii="Times New Roman" w:hAnsi="Times New Roman" w:cs="Times New Roman"/>
+          <w:sz w:val="24"/>
+          <w:szCs w:val="24"/>
+        </w:rPr>
+        <w:t xml:space="preserve"> ngành nghề kinh doanh</w:t>
+      </w:r>
+      <w:r>
+        <w:rPr>
+          <w:rFonts w:ascii="Times New Roman" w:hAnsi="Times New Roman" w:cs="Times New Roman"/>
+          <w:sz w:val="24"/>
+          <w:szCs w:val="24"/>
+        </w:rPr>
+        <w:t xml:space="preserve"> theo Quyết định số 36/2025/QĐ-TTg</w:t>
+      </w:r>
+      <w:r>
+        <w:rPr>
+          <w:rFonts w:ascii="Times New Roman" w:hAnsi="Times New Roman" w:cs="Times New Roman"/>
+          <w:sz w:val="24"/>
+          <w:szCs w:val="24"/>
+        </w:rPr>
+        <w:t>.</w:t>
       </w:r>
     </w:p>
     <w:p>
@@ -849,178 +1186,31 @@
           <w:ilvl w:val="0"/>
           <w:numId w:val="8"/>
         </w:numPr>
-        <w:spacing w:after="120" w:line="240" w:lineRule="auto"/>
+        <w:spacing w:before="240" w:after="120" w:line="340" w:lineRule="exact"/>
         <w:ind w:right="0"/>
-        <w:jc w:val="both"/>
         <w:rPr>
           <w:rFonts w:ascii="Times New Roman" w:hAnsi="Times New Roman"/>
-          <w:sz w:val="26"/>
-          <w:szCs w:val="26"/>
+          <w:sz w:val="24"/>
+          <w:szCs w:val="24"/>
         </w:rPr>
       </w:pPr>
       <w:r>
         <w:rPr>
           <w:rFonts w:ascii="Times New Roman" w:hAnsi="Times New Roman"/>
           <w:b/>
-          <w:bCs/>
-          <w:sz w:val="26"/>
-          <w:szCs w:val="26"/>
-        </w:rPr>
-        <w:t>Địa chỉ trước thay đổi</w:t>
-      </w:r>
-      <w:r>
-        <w:rPr>
-          <w:rFonts w:ascii="Times New Roman" w:hAnsi="Times New Roman"/>
-          <w:sz w:val="26"/>
-          <w:szCs w:val="26"/>
-        </w:rPr>
-        <w:t xml:space="preserve">: </w:t>
-      </w:r>
-      <w:r>
-        <w:rPr>
-          <w:rFonts w:ascii="Times New Roman" w:hAnsi="Times New Roman"/>
-          <w:sz w:val="26"/>
-          <w:szCs w:val="26"/>
-        </w:rPr>
-        <w:t>Số 883/23 Lê Hồng Phong,Khu 07, Phường Thủ Dầu Một, TP Hồ Chí Minh, Việt Nam</w:t>
-      </w:r>
-    </w:p>
-    <w:p>
-      <w:pPr>
-        <w:pStyle w:val="ListParagraph"/>
-        <w:numPr>
-          <w:ilvl w:val="0"/>
-          <w:numId w:val="8"/>
-        </w:numPr>
-        <w:spacing w:after="120" w:line="240" w:lineRule="auto"/>
-        <w:ind w:right="0"/>
-        <w:jc w:val="both"/>
-        <w:rPr>
-          <w:rFonts w:ascii="Times New Roman" w:hAnsi="Times New Roman"/>
-          <w:sz w:val="26"/>
-          <w:szCs w:val="26"/>
-        </w:rPr>
-      </w:pPr>
+          <w:sz w:val="24"/>
+          <w:szCs w:val="24"/>
+        </w:rPr>
+        <w:t xml:space="preserve"> Bổ sung ngành, nghề kinh doanh sau</w:t>
+      </w:r>
       <w:r>
         <w:rPr>
           <w:rFonts w:ascii="Times New Roman" w:hAnsi="Times New Roman"/>
           <w:b/>
-          <w:bCs/>
-          <w:sz w:val="26"/>
-          <w:szCs w:val="26"/>
-        </w:rPr>
-        <w:t>Địa chỉ sau thay đổi</w:t>
-      </w:r>
-      <w:r>
-        <w:rPr>
-          <w:rFonts w:ascii="Times New Roman" w:hAnsi="Times New Roman"/>
-          <w:sz w:val="26"/>
-          <w:szCs w:val="26"/>
+          <w:sz w:val="24"/>
+          <w:szCs w:val="24"/>
         </w:rPr>
         <w:t>:</w:t>
-      </w:r>
-      <w:r>
-        <w:rPr>
-          <w:rFonts w:ascii="Times New Roman" w:hAnsi="Times New Roman"/>
-          <w:sz w:val="26"/>
-          <w:szCs w:val="26"/>
-        </w:rPr>
-        <w:t xml:space="preserve"> </w:t>
-      </w:r>
-      <w:r>
-        <w:rPr>
-          <w:rFonts w:ascii="Times New Roman" w:hAnsi="Times New Roman"/>
-          <w:sz w:val="26"/>
-          <w:szCs w:val="26"/>
-        </w:rPr>
-        <w:t>Số 280/1, đường Nguyễn Văn L</w:t>
-      </w:r>
-      <w:r>
-        <w:rPr>
-          <w:rFonts w:ascii="Times New Roman" w:hAnsi="Times New Roman"/>
-          <w:sz w:val="26"/>
-          <w:szCs w:val="26"/>
-        </w:rPr>
-        <w:t>ộ</w:t>
-      </w:r>
-      <w:r>
-        <w:rPr>
-          <w:rFonts w:ascii="Times New Roman" w:hAnsi="Times New Roman"/>
-          <w:sz w:val="26"/>
-          <w:szCs w:val="26"/>
-        </w:rPr>
-        <w:t>ng, khu phố Chánh Lộc 6, phường Chánh Hiệp, thành phố Hồ Chí Minh</w:t>
-      </w:r>
-    </w:p>
-    <w:p>
-      <w:pPr>
-        <w:pStyle w:val="ListParagraph"/>
-        <w:spacing w:after="120" w:line="240" w:lineRule="auto"/>
-        <w:ind w:left="1080" w:right="0"/>
-        <w:jc w:val="both"/>
-        <w:rPr>
-          <w:rFonts w:ascii="Times New Roman" w:hAnsi="Times New Roman"/>
-          <w:sz w:val="26"/>
-          <w:szCs w:val="26"/>
-        </w:rPr>
-      </w:pPr>
-    </w:p>
-    <w:p>
-      <w:pPr>
-        <w:spacing w:after="120" w:line="240" w:lineRule="auto"/>
-        <w:ind w:left="0" w:right="0" w:firstLine="360"/>
-        <w:jc w:val="both"/>
-        <w:rPr>
-          <w:rFonts w:ascii="Times New Roman" w:hAnsi="Times New Roman" w:cs="Times New Roman"/>
-          <w:sz w:val="26"/>
-          <w:szCs w:val="26"/>
-        </w:rPr>
-      </w:pPr>
-      <w:r>
-        <w:rPr>
-          <w:rFonts w:ascii="Times New Roman" w:hAnsi="Times New Roman" w:cs="Times New Roman"/>
-          <w:b/>
-          <w:bCs/>
-          <w:sz w:val="26"/>
-          <w:szCs w:val="26"/>
-          <w:u w:val="single"/>
-        </w:rPr>
-        <w:t xml:space="preserve">Điều </w:t>
-      </w:r>
-      <w:r>
-        <w:rPr>
-          <w:rFonts w:ascii="Times New Roman" w:hAnsi="Times New Roman" w:cs="Times New Roman"/>
-          <w:b/>
-          <w:bCs/>
-          <w:sz w:val="26"/>
-          <w:szCs w:val="26"/>
-          <w:u w:val="single"/>
-        </w:rPr>
-        <w:t>2</w:t>
-      </w:r>
-      <w:r>
-        <w:rPr>
-          <w:rFonts w:ascii="Times New Roman" w:hAnsi="Times New Roman" w:cs="Times New Roman"/>
-          <w:sz w:val="26"/>
-          <w:szCs w:val="26"/>
-        </w:rPr>
-        <w:t xml:space="preserve">: </w:t>
-      </w:r>
-      <w:r>
-        <w:rPr>
-          <w:rFonts w:ascii="Times New Roman" w:hAnsi="Times New Roman" w:cs="Times New Roman"/>
-          <w:sz w:val="26"/>
-          <w:szCs w:val="26"/>
-        </w:rPr>
-        <w:t>Bổ sung ngành nghề kinh doanh</w:t>
-      </w:r>
-      <w:r>
-        <w:rPr>
-          <w:rFonts w:ascii="Times New Roman" w:hAnsi="Times New Roman" w:cs="Times New Roman"/>
-          <w:sz w:val="26"/>
-          <w:szCs w:val="26"/>
-        </w:rPr>
-        <w:t>.</w:t>
       </w:r>
     </w:p>
     <w:tbl>
@@ -1038,10 +1228,10 @@
         <w:tblLook w:val="04A0" w:firstRow="1" w:lastRow="0" w:firstColumn="1" w:lastColumn="0" w:noHBand="0" w:noVBand="1"/>
       </w:tblPr>
       <w:tblGrid>
-        <w:gridCol w:w="809"/>
-        <w:gridCol w:w="5416"/>
-        <w:gridCol w:w="901"/>
-        <w:gridCol w:w="2088"/>
+        <w:gridCol w:w="810"/>
+        <w:gridCol w:w="5467"/>
+        <w:gridCol w:w="1080"/>
+        <w:gridCol w:w="1857"/>
       </w:tblGrid>
       <w:tr>
         <w:tc>
@@ -1055,15 +1245,15 @@
               <w:jc w:val="center"/>
               <w:rPr>
                 <w:rFonts w:ascii="Times New Roman" w:hAnsi="Times New Roman" w:cs="Times New Roman"/>
-                <w:sz w:val="28"/>
-                <w:szCs w:val="28"/>
-              </w:rPr>
-            </w:pPr>
-            <w:r>
-              <w:rPr>
-                <w:rFonts w:ascii="Times New Roman" w:hAnsi="Times New Roman" w:cs="Times New Roman"/>
-                <w:sz w:val="28"/>
-                <w:szCs w:val="28"/>
+                <w:sz w:val="24"/>
+                <w:szCs w:val="24"/>
+              </w:rPr>
+            </w:pPr>
+            <w:r>
+              <w:rPr>
+                <w:rFonts w:ascii="Times New Roman" w:hAnsi="Times New Roman" w:cs="Times New Roman"/>
+                <w:sz w:val="24"/>
+                <w:szCs w:val="24"/>
               </w:rPr>
               <w:t>STT</w:t>
             </w:r>
@@ -1071,7 +1261,7 @@
         </w:tc>
         <w:tc>
           <w:tcPr>
-            <w:tcW w:w="5456" w:type="dxa"/>
+            <w:tcW w:w="5467" w:type="dxa"/>
           </w:tcPr>
           <w:p>
             <w:pPr>
@@ -1080,15 +1270,15 @@
               <w:jc w:val="center"/>
               <w:rPr>
                 <w:rFonts w:ascii="Times New Roman" w:hAnsi="Times New Roman" w:cs="Times New Roman"/>
-                <w:sz w:val="28"/>
-                <w:szCs w:val="28"/>
-              </w:rPr>
-            </w:pPr>
-            <w:r>
-              <w:rPr>
-                <w:rFonts w:ascii="Times New Roman" w:hAnsi="Times New Roman" w:cs="Times New Roman"/>
-                <w:sz w:val="28"/>
-                <w:szCs w:val="28"/>
+                <w:sz w:val="24"/>
+                <w:szCs w:val="24"/>
+              </w:rPr>
+            </w:pPr>
+            <w:r>
+              <w:rPr>
+                <w:rFonts w:ascii="Times New Roman" w:hAnsi="Times New Roman" w:cs="Times New Roman"/>
+                <w:sz w:val="24"/>
+                <w:szCs w:val="24"/>
               </w:rPr>
               <w:t xml:space="preserve">Tên ngành, nghề kinh doanh </w:t>
             </w:r>
@@ -1100,15 +1290,15 @@
               <w:jc w:val="center"/>
               <w:rPr>
                 <w:rFonts w:ascii="Times New Roman" w:hAnsi="Times New Roman" w:cs="Times New Roman"/>
-                <w:sz w:val="28"/>
-                <w:szCs w:val="28"/>
-              </w:rPr>
-            </w:pPr>
-            <w:r>
-              <w:rPr>
-                <w:rFonts w:ascii="Times New Roman" w:hAnsi="Times New Roman" w:cs="Times New Roman"/>
-                <w:sz w:val="28"/>
-                <w:szCs w:val="28"/>
+                <w:sz w:val="24"/>
+                <w:szCs w:val="24"/>
+              </w:rPr>
+            </w:pPr>
+            <w:r>
+              <w:rPr>
+                <w:rFonts w:ascii="Times New Roman" w:hAnsi="Times New Roman" w:cs="Times New Roman"/>
+                <w:sz w:val="24"/>
+                <w:szCs w:val="24"/>
               </w:rPr>
               <w:t>được bổ sung</w:t>
             </w:r>
@@ -1116,7 +1306,7 @@
         </w:tc>
         <w:tc>
           <w:tcPr>
-            <w:tcW w:w="851" w:type="dxa"/>
+            <w:tcW w:w="1080" w:type="dxa"/>
           </w:tcPr>
           <w:p>
             <w:pPr>
@@ -1125,15 +1315,15 @@
               <w:jc w:val="center"/>
               <w:rPr>
                 <w:rFonts w:ascii="Times New Roman" w:hAnsi="Times New Roman" w:cs="Times New Roman"/>
-                <w:sz w:val="28"/>
-                <w:szCs w:val="28"/>
-              </w:rPr>
-            </w:pPr>
-            <w:r>
-              <w:rPr>
-                <w:rFonts w:ascii="Times New Roman" w:hAnsi="Times New Roman" w:cs="Times New Roman"/>
-                <w:sz w:val="28"/>
-                <w:szCs w:val="28"/>
+                <w:sz w:val="24"/>
+                <w:szCs w:val="24"/>
+              </w:rPr>
+            </w:pPr>
+            <w:r>
+              <w:rPr>
+                <w:rFonts w:ascii="Times New Roman" w:hAnsi="Times New Roman" w:cs="Times New Roman"/>
+                <w:sz w:val="24"/>
+                <w:szCs w:val="24"/>
               </w:rPr>
               <w:t>Mã ngành</w:t>
             </w:r>
@@ -1141,7 +1331,7 @@
         </w:tc>
         <w:tc>
           <w:tcPr>
-            <w:tcW w:w="2097" w:type="dxa"/>
+            <w:tcW w:w="1857" w:type="dxa"/>
           </w:tcPr>
           <w:p>
             <w:pPr>
@@ -1150,18 +1340,18 @@
               <w:jc w:val="center"/>
               <w:rPr>
                 <w:rFonts w:ascii="Times New Roman" w:hAnsi="Times New Roman" w:cs="Times New Roman"/>
-                <w:sz w:val="28"/>
-                <w:szCs w:val="28"/>
+                <w:sz w:val="24"/>
+                <w:szCs w:val="24"/>
               </w:rPr>
             </w:pPr>
             <w:r>
               <w:rPr>
                 <w:rFonts w:ascii="Times New Roman" w:eastAsia="Times New Roman" w:hAnsi="Times New Roman" w:cs="Times New Roman"/>
-                <w:sz w:val="28"/>
-                <w:szCs w:val="28"/>
-                <w:lang w:eastAsia="zh-CN"/>
-              </w:rPr>
-              <w:t xml:space="preserve">Ngành, nghề kinh doanh chính </w:t>
+                <w:sz w:val="24"/>
+                <w:szCs w:val="24"/>
+                <w:lang w:eastAsia="zh-CN"/>
+              </w:rPr>
+              <w:t>Ngành, nghề kinh doanh chính</w:t>
             </w:r>
           </w:p>
         </w:tc>
@@ -1178,15 +1368,15 @@
               <w:jc w:val="both"/>
               <w:rPr>
                 <w:rFonts w:ascii="Times New Roman" w:hAnsi="Times New Roman" w:cs="Times New Roman"/>
-                <w:sz w:val="28"/>
-                <w:szCs w:val="28"/>
-              </w:rPr>
-            </w:pPr>
-            <w:r>
-              <w:rPr>
-                <w:rFonts w:ascii="Times New Roman" w:hAnsi="Times New Roman" w:cs="Times New Roman"/>
-                <w:sz w:val="28"/>
-                <w:szCs w:val="28"/>
+                <w:sz w:val="24"/>
+                <w:szCs w:val="24"/>
+              </w:rPr>
+            </w:pPr>
+            <w:r>
+              <w:rPr>
+                <w:rFonts w:ascii="Times New Roman" w:hAnsi="Times New Roman" w:cs="Times New Roman"/>
+                <w:sz w:val="24"/>
+                <w:szCs w:val="24"/>
               </w:rPr>
               <w:t>1</w:t>
             </w:r>
@@ -1194,7 +1384,7 @@
         </w:tc>
         <w:tc>
           <w:tcPr>
-            <w:tcW w:w="5456" w:type="dxa"/>
+            <w:tcW w:w="5467" w:type="dxa"/>
           </w:tcPr>
           <w:p>
             <w:pPr>
@@ -1203,17 +1393,17 @@
               <w:jc w:val="both"/>
               <w:rPr>
                 <w:rFonts w:ascii="Times New Roman" w:hAnsi="Times New Roman" w:cs="Times New Roman"/>
-                <w:sz w:val="28"/>
-                <w:szCs w:val="28"/>
-              </w:rPr>
-            </w:pPr>
-            <w:r>
-              <w:rPr>
-                <w:rFonts w:ascii="Times New Roman" w:hAnsi="Times New Roman" w:cs="Times New Roman"/>
-                <w:sz w:val="28"/>
-                <w:szCs w:val="28"/>
-              </w:rPr>
-              <w:t>Kiểm tra và phân tích kỹ thuật</w:t>
+                <w:sz w:val="24"/>
+                <w:szCs w:val="24"/>
+              </w:rPr>
+            </w:pPr>
+            <w:r>
+              <w:rPr>
+                <w:rFonts w:ascii="Times New Roman" w:hAnsi="Times New Roman" w:cs="Times New Roman"/>
+                <w:sz w:val="24"/>
+                <w:szCs w:val="24"/>
+              </w:rPr>
+              <w:t>Bán buôn chuyên doanh khác chưa được phân vào đâu</w:t>
             </w:r>
           </w:p>
           <w:p>
@@ -1223,23 +1413,23 @@
               <w:jc w:val="both"/>
               <w:rPr>
                 <w:rFonts w:ascii="Times New Roman" w:hAnsi="Times New Roman" w:cs="Times New Roman"/>
-                <w:sz w:val="28"/>
-                <w:szCs w:val="28"/>
-              </w:rPr>
-            </w:pPr>
-            <w:r>
-              <w:rPr>
-                <w:rFonts w:ascii="Times New Roman" w:hAnsi="Times New Roman" w:cs="Times New Roman"/>
-                <w:sz w:val="28"/>
-                <w:szCs w:val="28"/>
-              </w:rPr>
-              <w:t>Chi tiết: Dịch vụ kiểm tra chất lượng hàng hóa, sản phẩm; kiểm tra số lượng, quy cách, kích thước, ngoại quan và chất lượng hàng hóa.</w:t>
+                <w:sz w:val="24"/>
+                <w:szCs w:val="24"/>
+              </w:rPr>
+            </w:pPr>
+            <w:r>
+              <w:rPr>
+                <w:rFonts w:ascii="Times New Roman" w:hAnsi="Times New Roman" w:cs="Times New Roman"/>
+                <w:sz w:val="24"/>
+                <w:szCs w:val="24"/>
+              </w:rPr>
+              <w:t xml:space="preserve"> Chi tiết: Bán buôn cao su, nhựa tổng hợp. Bán buôn hóa chất công nghiệp ( Trừ hóa chất bảng 1 theo Công ước quốc tế )</w:t>
             </w:r>
           </w:p>
         </w:tc>
         <w:tc>
           <w:tcPr>
-            <w:tcW w:w="851" w:type="dxa"/>
+            <w:tcW w:w="1080" w:type="dxa"/>
           </w:tcPr>
           <w:p>
             <w:pPr>
@@ -1248,23 +1438,23 @@
               <w:jc w:val="both"/>
               <w:rPr>
                 <w:rFonts w:ascii="Times New Roman" w:hAnsi="Times New Roman" w:cs="Times New Roman"/>
-                <w:sz w:val="28"/>
-                <w:szCs w:val="28"/>
-              </w:rPr>
-            </w:pPr>
-            <w:r>
-              <w:rPr>
-                <w:rFonts w:ascii="Times New Roman" w:hAnsi="Times New Roman" w:cs="Times New Roman"/>
-                <w:sz w:val="28"/>
-                <w:szCs w:val="28"/>
-              </w:rPr>
-              <w:t>7120</w:t>
+                <w:sz w:val="24"/>
+                <w:szCs w:val="24"/>
+              </w:rPr>
+            </w:pPr>
+            <w:r>
+              <w:rPr>
+                <w:rFonts w:ascii="Times New Roman" w:hAnsi="Times New Roman" w:cs="Times New Roman"/>
+                <w:sz w:val="24"/>
+                <w:szCs w:val="24"/>
+              </w:rPr>
+              <w:t>4679</w:t>
             </w:r>
           </w:p>
         </w:tc>
         <w:tc>
           <w:tcPr>
-            <w:tcW w:w="2097" w:type="dxa"/>
+            <w:tcW w:w="1857" w:type="dxa"/>
           </w:tcPr>
           <w:p>
             <w:pPr>
@@ -1273,8 +1463,8 @@
               <w:jc w:val="both"/>
               <w:rPr>
                 <w:rFonts w:ascii="Times New Roman" w:hAnsi="Times New Roman" w:cs="Times New Roman"/>
-                <w:sz w:val="28"/>
-                <w:szCs w:val="28"/>
+                <w:sz w:val="24"/>
+                <w:szCs w:val="24"/>
               </w:rPr>
             </w:pPr>
           </w:p>
@@ -1283,6 +1473,609 @@
     </w:tbl>
     <w:p>
       <w:pPr>
+        <w:pStyle w:val="ListParagraph"/>
+        <w:numPr>
+          <w:ilvl w:val="0"/>
+          <w:numId w:val="8"/>
+        </w:numPr>
+        <w:spacing w:before="120" w:after="120" w:line="340" w:lineRule="exact"/>
+        <w:ind w:right="0"/>
+        <w:jc w:val="both"/>
+        <w:rPr>
+          <w:rFonts w:ascii="Times New Roman" w:hAnsi="Times New Roman"/>
+          <w:sz w:val="24"/>
+          <w:szCs w:val="24"/>
+        </w:rPr>
+      </w:pPr>
+      <w:r>
+        <w:rPr>
+          <w:rFonts w:ascii="Times New Roman" w:hAnsi="Times New Roman"/>
+          <w:b/>
+          <w:sz w:val="24"/>
+          <w:szCs w:val="24"/>
+        </w:rPr>
+        <w:lastRenderedPageBreak/>
+        <w:t xml:space="preserve"> Bỏ ngành, nghề kinh doanh</w:t>
+      </w:r>
+      <w:r>
+        <w:rPr>
+          <w:rFonts w:ascii="Times New Roman" w:hAnsi="Times New Roman"/>
+          <w:b/>
+          <w:i/>
+          <w:sz w:val="24"/>
+          <w:szCs w:val="24"/>
+        </w:rPr>
+        <w:t xml:space="preserve"> </w:t>
+      </w:r>
+      <w:r>
+        <w:rPr>
+          <w:rFonts w:ascii="Times New Roman" w:hAnsi="Times New Roman"/>
+          <w:b/>
+          <w:sz w:val="24"/>
+          <w:szCs w:val="24"/>
+        </w:rPr>
+        <w:t>sau</w:t>
+      </w:r>
+      <w:r>
+        <w:rPr>
+          <w:rFonts w:ascii="Times New Roman" w:hAnsi="Times New Roman"/>
+          <w:b/>
+          <w:sz w:val="24"/>
+          <w:szCs w:val="24"/>
+        </w:rPr>
+        <w:t>:</w:t>
+      </w:r>
+    </w:p>
+    <w:tbl>
+      <w:tblPr>
+        <w:tblW w:w="9214" w:type="dxa"/>
+        <w:tblInd w:w="108" w:type="dxa"/>
+        <w:tblBorders>
+          <w:top w:val="single" w:sz="4" w:space="0" w:color="000000"/>
+          <w:left w:val="single" w:sz="4" w:space="0" w:color="000000"/>
+          <w:bottom w:val="single" w:sz="4" w:space="0" w:color="000000"/>
+          <w:right w:val="single" w:sz="4" w:space="0" w:color="000000"/>
+          <w:insideH w:val="single" w:sz="4" w:space="0" w:color="000000"/>
+          <w:insideV w:val="single" w:sz="4" w:space="0" w:color="000000"/>
+        </w:tblBorders>
+        <w:tblLook w:val="04A0" w:firstRow="1" w:lastRow="0" w:firstColumn="1" w:lastColumn="0" w:noHBand="0" w:noVBand="1"/>
+      </w:tblPr>
+      <w:tblGrid>
+        <w:gridCol w:w="810"/>
+        <w:gridCol w:w="5467"/>
+        <w:gridCol w:w="1236"/>
+        <w:gridCol w:w="1701"/>
+      </w:tblGrid>
+      <w:tr>
+        <w:tc>
+          <w:tcPr>
+            <w:tcW w:w="810" w:type="dxa"/>
+          </w:tcPr>
+          <w:p>
+            <w:pPr>
+              <w:spacing w:before="120" w:after="0" w:line="340" w:lineRule="exact"/>
+              <w:ind w:left="0" w:right="0"/>
+              <w:jc w:val="center"/>
+              <w:rPr>
+                <w:rFonts w:ascii="Times New Roman" w:hAnsi="Times New Roman" w:cs="Times New Roman"/>
+                <w:sz w:val="24"/>
+                <w:szCs w:val="24"/>
+              </w:rPr>
+            </w:pPr>
+            <w:r>
+              <w:rPr>
+                <w:rFonts w:ascii="Times New Roman" w:hAnsi="Times New Roman" w:cs="Times New Roman"/>
+                <w:sz w:val="24"/>
+                <w:szCs w:val="24"/>
+              </w:rPr>
+              <w:t>STT</w:t>
+            </w:r>
+          </w:p>
+        </w:tc>
+        <w:tc>
+          <w:tcPr>
+            <w:tcW w:w="5467" w:type="dxa"/>
+          </w:tcPr>
+          <w:p>
+            <w:pPr>
+              <w:spacing w:before="120" w:after="0" w:line="340" w:lineRule="exact"/>
+              <w:ind w:left="0" w:right="0"/>
+              <w:jc w:val="center"/>
+              <w:rPr>
+                <w:rFonts w:ascii="Times New Roman" w:hAnsi="Times New Roman" w:cs="Times New Roman"/>
+                <w:sz w:val="24"/>
+                <w:szCs w:val="24"/>
+              </w:rPr>
+            </w:pPr>
+            <w:r>
+              <w:rPr>
+                <w:rFonts w:ascii="Times New Roman" w:hAnsi="Times New Roman" w:cs="Times New Roman"/>
+                <w:sz w:val="24"/>
+                <w:szCs w:val="24"/>
+              </w:rPr>
+              <w:t xml:space="preserve">Tên ngành, nghề kinh doanh </w:t>
+            </w:r>
+          </w:p>
+          <w:p>
+            <w:pPr>
+              <w:spacing w:after="0" w:line="340" w:lineRule="exact"/>
+              <w:ind w:left="0" w:right="0"/>
+              <w:jc w:val="center"/>
+              <w:rPr>
+                <w:rFonts w:ascii="Times New Roman" w:hAnsi="Times New Roman" w:cs="Times New Roman"/>
+                <w:sz w:val="24"/>
+                <w:szCs w:val="24"/>
+              </w:rPr>
+            </w:pPr>
+            <w:r>
+              <w:rPr>
+                <w:rFonts w:ascii="Times New Roman" w:hAnsi="Times New Roman" w:cs="Times New Roman"/>
+                <w:sz w:val="24"/>
+                <w:szCs w:val="24"/>
+              </w:rPr>
+              <w:t>được bỏ khỏi danh sách đã đăng ký</w:t>
+            </w:r>
+          </w:p>
+        </w:tc>
+        <w:tc>
+          <w:tcPr>
+            <w:tcW w:w="1236" w:type="dxa"/>
+          </w:tcPr>
+          <w:p>
+            <w:pPr>
+              <w:spacing w:before="120" w:after="0" w:line="340" w:lineRule="exact"/>
+              <w:ind w:left="0" w:right="0"/>
+              <w:jc w:val="center"/>
+              <w:rPr>
+                <w:rFonts w:ascii="Times New Roman" w:hAnsi="Times New Roman" w:cs="Times New Roman"/>
+                <w:sz w:val="24"/>
+                <w:szCs w:val="24"/>
+              </w:rPr>
+            </w:pPr>
+            <w:r>
+              <w:rPr>
+                <w:rFonts w:ascii="Times New Roman" w:hAnsi="Times New Roman" w:cs="Times New Roman"/>
+                <w:sz w:val="24"/>
+                <w:szCs w:val="24"/>
+              </w:rPr>
+              <w:t>Mã ngành</w:t>
+            </w:r>
+          </w:p>
+        </w:tc>
+        <w:tc>
+          <w:tcPr>
+            <w:tcW w:w="1701" w:type="dxa"/>
+          </w:tcPr>
+          <w:p>
+            <w:pPr>
+              <w:spacing w:before="120" w:after="0" w:line="340" w:lineRule="exact"/>
+              <w:ind w:left="0" w:right="0"/>
+              <w:jc w:val="center"/>
+              <w:rPr>
+                <w:rFonts w:ascii="Times New Roman" w:hAnsi="Times New Roman" w:cs="Times New Roman"/>
+                <w:sz w:val="24"/>
+                <w:szCs w:val="24"/>
+              </w:rPr>
+            </w:pPr>
+            <w:r>
+              <w:rPr>
+                <w:rFonts w:ascii="Times New Roman" w:eastAsia="Times New Roman" w:hAnsi="Times New Roman" w:cs="Times New Roman"/>
+                <w:sz w:val="24"/>
+                <w:szCs w:val="24"/>
+                <w:lang w:eastAsia="zh-CN"/>
+              </w:rPr>
+              <w:t>Ghi chú</w:t>
+            </w:r>
+          </w:p>
+        </w:tc>
+      </w:tr>
+      <w:tr>
+        <w:tc>
+          <w:tcPr>
+            <w:tcW w:w="810" w:type="dxa"/>
+          </w:tcPr>
+          <w:p>
+            <w:pPr>
+              <w:spacing w:before="120" w:after="0" w:line="340" w:lineRule="exact"/>
+              <w:ind w:left="0" w:right="0"/>
+              <w:jc w:val="both"/>
+              <w:rPr>
+                <w:rFonts w:ascii="Times New Roman" w:hAnsi="Times New Roman" w:cs="Times New Roman"/>
+                <w:sz w:val="24"/>
+                <w:szCs w:val="24"/>
+              </w:rPr>
+            </w:pPr>
+            <w:r>
+              <w:rPr>
+                <w:rFonts w:ascii="Times New Roman" w:hAnsi="Times New Roman" w:cs="Times New Roman"/>
+                <w:sz w:val="24"/>
+                <w:szCs w:val="24"/>
+              </w:rPr>
+              <w:t>1</w:t>
+            </w:r>
+          </w:p>
+        </w:tc>
+        <w:tc>
+          <w:tcPr>
+            <w:tcW w:w="5467" w:type="dxa"/>
+          </w:tcPr>
+          <w:p>
+            <w:pPr>
+              <w:spacing w:before="120" w:after="0" w:line="340" w:lineRule="exact"/>
+              <w:ind w:left="0" w:right="0"/>
+              <w:jc w:val="both"/>
+              <w:rPr>
+                <w:rFonts w:ascii="Times New Roman" w:hAnsi="Times New Roman" w:cs="Times New Roman"/>
+                <w:sz w:val="24"/>
+                <w:szCs w:val="24"/>
+              </w:rPr>
+            </w:pPr>
+            <w:r>
+              <w:rPr>
+                <w:rFonts w:ascii="Times New Roman" w:hAnsi="Times New Roman" w:cs="Times New Roman"/>
+                <w:sz w:val="24"/>
+                <w:szCs w:val="24"/>
+              </w:rPr>
+              <w:t>Bán buôn chuyên doanh khác chưa được phân vào đâu</w:t>
+            </w:r>
+          </w:p>
+          <w:p>
+            <w:pPr>
+              <w:spacing w:before="120" w:after="0" w:line="340" w:lineRule="exact"/>
+              <w:ind w:left="0" w:right="0"/>
+              <w:jc w:val="both"/>
+              <w:rPr>
+                <w:rFonts w:ascii="Times New Roman" w:hAnsi="Times New Roman" w:cs="Times New Roman"/>
+                <w:sz w:val="24"/>
+                <w:szCs w:val="24"/>
+              </w:rPr>
+            </w:pPr>
+            <w:r>
+              <w:rPr>
+                <w:rFonts w:ascii="Times New Roman" w:hAnsi="Times New Roman" w:cs="Times New Roman"/>
+                <w:sz w:val="24"/>
+                <w:szCs w:val="24"/>
+              </w:rPr>
+              <w:t xml:space="preserve"> Chi tiết: Bán buôn cao su, nhựa tổng hợp. Bán buôn hóa chất công nghiệp ( Trừ hóa chất bảng 1 theo Công ước quốc tế )</w:t>
+            </w:r>
+          </w:p>
+        </w:tc>
+        <w:tc>
+          <w:tcPr>
+            <w:tcW w:w="1236" w:type="dxa"/>
+          </w:tcPr>
+          <w:p>
+            <w:pPr>
+              <w:spacing w:before="120" w:after="0" w:line="340" w:lineRule="exact"/>
+              <w:ind w:left="0" w:right="0"/>
+              <w:jc w:val="both"/>
+              <w:rPr>
+                <w:rFonts w:ascii="Times New Roman" w:hAnsi="Times New Roman" w:cs="Times New Roman"/>
+                <w:sz w:val="24"/>
+                <w:szCs w:val="24"/>
+              </w:rPr>
+            </w:pPr>
+            <w:r>
+              <w:rPr>
+                <w:rFonts w:ascii="Times New Roman" w:hAnsi="Times New Roman" w:cs="Times New Roman"/>
+                <w:sz w:val="24"/>
+                <w:szCs w:val="24"/>
+              </w:rPr>
+              <w:t>4669</w:t>
+            </w:r>
+          </w:p>
+        </w:tc>
+        <w:tc>
+          <w:tcPr>
+            <w:tcW w:w="1701" w:type="dxa"/>
+          </w:tcPr>
+          <w:p>
+            <w:pPr>
+              <w:spacing w:before="120" w:after="0" w:line="340" w:lineRule="exact"/>
+              <w:ind w:left="0" w:right="0"/>
+              <w:jc w:val="both"/>
+              <w:rPr>
+                <w:rFonts w:ascii="Times New Roman" w:hAnsi="Times New Roman" w:cs="Times New Roman"/>
+                <w:sz w:val="24"/>
+                <w:szCs w:val="24"/>
+              </w:rPr>
+            </w:pPr>
+          </w:p>
+        </w:tc>
+      </w:tr>
+    </w:tbl>
+    <w:p>
+      <w:pPr>
+        <w:pStyle w:val="ListParagraph"/>
+        <w:numPr>
+          <w:ilvl w:val="0"/>
+          <w:numId w:val="8"/>
+        </w:numPr>
+        <w:spacing w:before="120" w:after="120" w:line="340" w:lineRule="exact"/>
+        <w:ind w:right="0"/>
+        <w:jc w:val="both"/>
+        <w:rPr>
+          <w:rFonts w:ascii="Times New Roman" w:hAnsi="Times New Roman"/>
+          <w:sz w:val="24"/>
+          <w:szCs w:val="24"/>
+        </w:rPr>
+      </w:pPr>
+      <w:r>
+        <w:rPr>
+          <w:rFonts w:ascii="Times New Roman" w:hAnsi="Times New Roman"/>
+          <w:b/>
+          <w:sz w:val="24"/>
+          <w:szCs w:val="24"/>
+        </w:rPr>
+        <w:t xml:space="preserve"> Sửa đổi chi tiết ngành, nghề kinh doanh sau</w:t>
+      </w:r>
+      <w:r>
+        <w:rPr>
+          <w:rFonts w:ascii="Times New Roman" w:hAnsi="Times New Roman"/>
+          <w:sz w:val="24"/>
+          <w:szCs w:val="24"/>
+        </w:rPr>
+        <w:t>:</w:t>
+      </w:r>
+    </w:p>
+    <w:tbl>
+      <w:tblPr>
+        <w:tblW w:w="9214" w:type="dxa"/>
+        <w:tblInd w:w="108" w:type="dxa"/>
+        <w:tblBorders>
+          <w:top w:val="single" w:sz="4" w:space="0" w:color="000000"/>
+          <w:left w:val="single" w:sz="4" w:space="0" w:color="000000"/>
+          <w:bottom w:val="single" w:sz="4" w:space="0" w:color="000000"/>
+          <w:right w:val="single" w:sz="4" w:space="0" w:color="000000"/>
+          <w:insideH w:val="single" w:sz="4" w:space="0" w:color="000000"/>
+          <w:insideV w:val="single" w:sz="4" w:space="0" w:color="000000"/>
+        </w:tblBorders>
+        <w:tblLook w:val="04A0" w:firstRow="1" w:lastRow="0" w:firstColumn="1" w:lastColumn="0" w:noHBand="0" w:noVBand="1"/>
+      </w:tblPr>
+      <w:tblGrid>
+        <w:gridCol w:w="810"/>
+        <w:gridCol w:w="5647"/>
+        <w:gridCol w:w="1080"/>
+        <w:gridCol w:w="1677"/>
+      </w:tblGrid>
+      <w:tr>
+        <w:tc>
+          <w:tcPr>
+            <w:tcW w:w="810" w:type="dxa"/>
+          </w:tcPr>
+          <w:p>
+            <w:pPr>
+              <w:spacing w:before="120" w:after="0" w:line="340" w:lineRule="exact"/>
+              <w:ind w:left="0" w:right="0"/>
+              <w:jc w:val="center"/>
+              <w:rPr>
+                <w:rFonts w:ascii="Times New Roman" w:hAnsi="Times New Roman" w:cs="Times New Roman"/>
+                <w:sz w:val="24"/>
+                <w:szCs w:val="24"/>
+              </w:rPr>
+            </w:pPr>
+            <w:r>
+              <w:rPr>
+                <w:rFonts w:ascii="Times New Roman" w:hAnsi="Times New Roman" w:cs="Times New Roman"/>
+                <w:sz w:val="24"/>
+                <w:szCs w:val="24"/>
+              </w:rPr>
+              <w:t>STT</w:t>
+            </w:r>
+          </w:p>
+        </w:tc>
+        <w:tc>
+          <w:tcPr>
+            <w:tcW w:w="5647" w:type="dxa"/>
+          </w:tcPr>
+          <w:p>
+            <w:pPr>
+              <w:spacing w:before="120" w:after="0" w:line="340" w:lineRule="exact"/>
+              <w:ind w:left="0" w:right="0"/>
+              <w:jc w:val="center"/>
+              <w:rPr>
+                <w:rFonts w:ascii="Times New Roman" w:hAnsi="Times New Roman" w:cs="Times New Roman"/>
+                <w:sz w:val="24"/>
+                <w:szCs w:val="24"/>
+              </w:rPr>
+            </w:pPr>
+            <w:r>
+              <w:rPr>
+                <w:rFonts w:ascii="Times New Roman" w:hAnsi="Times New Roman" w:cs="Times New Roman"/>
+                <w:sz w:val="24"/>
+                <w:szCs w:val="24"/>
+              </w:rPr>
+              <w:t xml:space="preserve">Tên ngành, nghề kinh doanh </w:t>
+            </w:r>
+          </w:p>
+          <w:p>
+            <w:pPr>
+              <w:spacing w:after="0" w:line="340" w:lineRule="exact"/>
+              <w:ind w:left="0" w:right="0"/>
+              <w:jc w:val="center"/>
+              <w:rPr>
+                <w:rFonts w:ascii="Times New Roman" w:hAnsi="Times New Roman" w:cs="Times New Roman"/>
+                <w:sz w:val="24"/>
+                <w:szCs w:val="24"/>
+              </w:rPr>
+            </w:pPr>
+            <w:r>
+              <w:rPr>
+                <w:rFonts w:ascii="Times New Roman" w:hAnsi="Times New Roman" w:cs="Times New Roman"/>
+                <w:sz w:val="24"/>
+                <w:szCs w:val="24"/>
+              </w:rPr>
+              <w:t>được sửa đổi chi tiết</w:t>
+            </w:r>
+          </w:p>
+        </w:tc>
+        <w:tc>
+          <w:tcPr>
+            <w:tcW w:w="1080" w:type="dxa"/>
+          </w:tcPr>
+          <w:p>
+            <w:pPr>
+              <w:spacing w:before="120" w:after="0" w:line="340" w:lineRule="exact"/>
+              <w:ind w:left="0" w:right="0"/>
+              <w:jc w:val="center"/>
+              <w:rPr>
+                <w:rFonts w:ascii="Times New Roman" w:hAnsi="Times New Roman" w:cs="Times New Roman"/>
+                <w:sz w:val="24"/>
+                <w:szCs w:val="24"/>
+              </w:rPr>
+            </w:pPr>
+            <w:r>
+              <w:rPr>
+                <w:rFonts w:ascii="Times New Roman" w:hAnsi="Times New Roman" w:cs="Times New Roman"/>
+                <w:sz w:val="24"/>
+                <w:szCs w:val="24"/>
+              </w:rPr>
+              <w:t>Mã ngành</w:t>
+            </w:r>
+          </w:p>
+        </w:tc>
+        <w:tc>
+          <w:tcPr>
+            <w:tcW w:w="1677" w:type="dxa"/>
+          </w:tcPr>
+          <w:p>
+            <w:pPr>
+              <w:spacing w:before="120" w:after="0" w:line="340" w:lineRule="exact"/>
+              <w:ind w:left="0" w:right="0"/>
+              <w:jc w:val="center"/>
+              <w:rPr>
+                <w:rFonts w:ascii="Times New Roman" w:hAnsi="Times New Roman" w:cs="Times New Roman"/>
+                <w:sz w:val="24"/>
+                <w:szCs w:val="24"/>
+              </w:rPr>
+            </w:pPr>
+            <w:r>
+              <w:rPr>
+                <w:rFonts w:ascii="Times New Roman" w:eastAsia="Times New Roman" w:hAnsi="Times New Roman" w:cs="Times New Roman"/>
+                <w:sz w:val="24"/>
+                <w:szCs w:val="24"/>
+                <w:lang w:eastAsia="zh-CN"/>
+              </w:rPr>
+              <w:t xml:space="preserve">Ngành, nghề kinh doanh chính </w:t>
+            </w:r>
+          </w:p>
+        </w:tc>
+      </w:tr>
+      <w:tr>
+        <w:tc>
+          <w:tcPr>
+            <w:tcW w:w="810" w:type="dxa"/>
+          </w:tcPr>
+          <w:p>
+            <w:pPr>
+              <w:spacing w:before="120" w:after="0" w:line="340" w:lineRule="exact"/>
+              <w:ind w:left="0" w:right="0"/>
+              <w:jc w:val="both"/>
+              <w:rPr>
+                <w:rFonts w:ascii="Times New Roman" w:hAnsi="Times New Roman" w:cs="Times New Roman"/>
+                <w:sz w:val="24"/>
+                <w:szCs w:val="24"/>
+              </w:rPr>
+            </w:pPr>
+            <w:r>
+              <w:rPr>
+                <w:rFonts w:ascii="Times New Roman" w:hAnsi="Times New Roman" w:cs="Times New Roman"/>
+                <w:sz w:val="24"/>
+                <w:szCs w:val="24"/>
+              </w:rPr>
+              <w:t>1</w:t>
+            </w:r>
+          </w:p>
+        </w:tc>
+        <w:tc>
+          <w:tcPr>
+            <w:tcW w:w="5647" w:type="dxa"/>
+          </w:tcPr>
+          <w:p>
+            <w:pPr>
+              <w:spacing w:before="120" w:after="0" w:line="340" w:lineRule="exact"/>
+              <w:ind w:left="0" w:right="0"/>
+              <w:rPr>
+                <w:rFonts w:ascii="Times New Roman" w:hAnsi="Times New Roman" w:cs="Times New Roman"/>
+                <w:sz w:val="24"/>
+                <w:szCs w:val="24"/>
+              </w:rPr>
+            </w:pPr>
+            <w:r>
+              <w:rPr>
+                <w:rFonts w:ascii="Times New Roman" w:hAnsi="Times New Roman" w:cs="Times New Roman"/>
+                <w:sz w:val="24"/>
+                <w:szCs w:val="24"/>
+              </w:rPr>
+              <w:t>Sửa chữa, bảo dưỡng máy móc, thiết bị</w:t>
+            </w:r>
+          </w:p>
+          <w:p>
+            <w:pPr>
+              <w:spacing w:before="120" w:after="0" w:line="340" w:lineRule="exact"/>
+              <w:ind w:left="0" w:right="0"/>
+              <w:rPr>
+                <w:rFonts w:ascii="Times New Roman" w:hAnsi="Times New Roman" w:cs="Times New Roman"/>
+                <w:sz w:val="24"/>
+                <w:szCs w:val="24"/>
+              </w:rPr>
+            </w:pPr>
+            <w:r>
+              <w:rPr>
+                <w:rFonts w:ascii="Times New Roman" w:hAnsi="Times New Roman" w:cs="Times New Roman"/>
+                <w:sz w:val="24"/>
+                <w:szCs w:val="24"/>
+              </w:rPr>
+              <w:t>(trừ xử lý, tráng phủ, xi mạ kim loại)</w:t>
+            </w:r>
+          </w:p>
+        </w:tc>
+        <w:tc>
+          <w:tcPr>
+            <w:tcW w:w="1080" w:type="dxa"/>
+          </w:tcPr>
+          <w:p>
+            <w:pPr>
+              <w:spacing w:before="120" w:after="0" w:line="340" w:lineRule="exact"/>
+              <w:ind w:left="0" w:right="0"/>
+              <w:jc w:val="both"/>
+              <w:rPr>
+                <w:rFonts w:ascii="Times New Roman" w:hAnsi="Times New Roman" w:cs="Times New Roman"/>
+                <w:sz w:val="24"/>
+                <w:szCs w:val="24"/>
+              </w:rPr>
+            </w:pPr>
+            <w:r>
+              <w:rPr>
+                <w:rFonts w:ascii="Times New Roman" w:hAnsi="Times New Roman" w:cs="Times New Roman"/>
+                <w:sz w:val="24"/>
+                <w:szCs w:val="24"/>
+              </w:rPr>
+              <w:t>3312</w:t>
+            </w:r>
+          </w:p>
+        </w:tc>
+        <w:tc>
+          <w:tcPr>
+            <w:tcW w:w="1677" w:type="dxa"/>
+          </w:tcPr>
+          <w:p>
+            <w:pPr>
+              <w:spacing w:before="120" w:after="0" w:line="340" w:lineRule="exact"/>
+              <w:ind w:left="0" w:right="0"/>
+              <w:jc w:val="both"/>
+              <w:rPr>
+                <w:rFonts w:ascii="Times New Roman" w:hAnsi="Times New Roman" w:cs="Times New Roman"/>
+                <w:sz w:val="24"/>
+                <w:szCs w:val="24"/>
+              </w:rPr>
+            </w:pPr>
+          </w:p>
+        </w:tc>
+      </w:tr>
+    </w:tbl>
+    <w:p>
+      <w:pPr>
         <w:spacing w:after="120" w:line="240" w:lineRule="auto"/>
         <w:ind w:left="0" w:right="0" w:firstLine="360"/>
         <w:jc w:val="both"/>
@@ -1290,8 +2083,8 @@
           <w:rFonts w:ascii="Times New Roman" w:hAnsi="Times New Roman" w:cs="Times New Roman"/>
           <w:b/>
           <w:bCs/>
-          <w:sz w:val="26"/>
-          <w:szCs w:val="26"/>
+          <w:sz w:val="24"/>
+          <w:szCs w:val="24"/>
           <w:u w:val="single"/>
         </w:rPr>
       </w:pPr>
@@ -1303,8 +2096,8 @@
         <w:jc w:val="both"/>
         <w:rPr>
           <w:rFonts w:ascii="Times New Roman" w:hAnsi="Times New Roman" w:cs="Times New Roman"/>
-          <w:sz w:val="26"/>
-          <w:szCs w:val="26"/>
+          <w:sz w:val="24"/>
+          <w:szCs w:val="24"/>
         </w:rPr>
       </w:pPr>
       <w:r>
@@ -1312,8 +2105,8 @@
           <w:rFonts w:ascii="Times New Roman" w:hAnsi="Times New Roman" w:cs="Times New Roman"/>
           <w:b/>
           <w:bCs/>
-          <w:sz w:val="26"/>
-          <w:szCs w:val="26"/>
+          <w:sz w:val="24"/>
+          <w:szCs w:val="24"/>
           <w:u w:val="single"/>
         </w:rPr>
         <w:t xml:space="preserve">Điều </w:t>
@@ -1323,8 +2116,8 @@
           <w:rFonts w:ascii="Times New Roman" w:hAnsi="Times New Roman" w:cs="Times New Roman"/>
           <w:b/>
           <w:bCs/>
-          <w:sz w:val="26"/>
-          <w:szCs w:val="26"/>
+          <w:sz w:val="24"/>
+          <w:szCs w:val="24"/>
           <w:u w:val="single"/>
         </w:rPr>
         <w:t>3</w:t>
@@ -1332,16 +2125,16 @@
       <w:r>
         <w:rPr>
           <w:rFonts w:ascii="Times New Roman" w:hAnsi="Times New Roman" w:cs="Times New Roman"/>
-          <w:sz w:val="26"/>
-          <w:szCs w:val="26"/>
+          <w:sz w:val="24"/>
+          <w:szCs w:val="24"/>
         </w:rPr>
         <w:t xml:space="preserve">: </w:t>
       </w:r>
       <w:r>
         <w:rPr>
           <w:rFonts w:ascii="Times New Roman" w:hAnsi="Times New Roman" w:cs="Times New Roman"/>
-          <w:sz w:val="26"/>
-          <w:szCs w:val="26"/>
+          <w:sz w:val="24"/>
+          <w:szCs w:val="24"/>
         </w:rPr>
         <w:t>Giao cho Người đại diện theo pháp luật của công ty tiến hành các thủ tục cần thiết theo quy định của pháp luật.</w:t>
       </w:r>
@@ -1353,8 +2146,8 @@
         <w:jc w:val="both"/>
         <w:rPr>
           <w:rFonts w:ascii="Times New Roman" w:hAnsi="Times New Roman" w:cs="Times New Roman"/>
-          <w:sz w:val="26"/>
-          <w:szCs w:val="26"/>
+          <w:sz w:val="24"/>
+          <w:szCs w:val="24"/>
         </w:rPr>
       </w:pPr>
       <w:r>
@@ -1362,8 +2155,8 @@
           <w:rFonts w:ascii="Times New Roman" w:hAnsi="Times New Roman" w:cs="Times New Roman"/>
           <w:b/>
           <w:bCs/>
-          <w:sz w:val="26"/>
-          <w:szCs w:val="26"/>
+          <w:sz w:val="24"/>
+          <w:szCs w:val="24"/>
         </w:rPr>
         <w:t> </w:t>
       </w:r>
@@ -1375,8 +2168,8 @@
         <w:jc w:val="both"/>
         <w:rPr>
           <w:rFonts w:ascii="Times New Roman" w:eastAsia="DengXian" w:hAnsi="Times New Roman" w:cs="Times New Roman"/>
-          <w:sz w:val="26"/>
-          <w:szCs w:val="26"/>
+          <w:sz w:val="24"/>
+          <w:szCs w:val="24"/>
           <w:lang w:eastAsia="zh-CN"/>
         </w:rPr>
       </w:pPr>
@@ -1385,8 +2178,8 @@
           <w:rFonts w:ascii="Times New Roman" w:hAnsi="Times New Roman" w:cs="Times New Roman"/>
           <w:b/>
           <w:bCs/>
-          <w:sz w:val="26"/>
-          <w:szCs w:val="26"/>
+          <w:sz w:val="24"/>
+          <w:szCs w:val="24"/>
           <w:u w:val="single"/>
         </w:rPr>
         <w:t xml:space="preserve">Điều </w:t>
@@ -1396,8 +2189,8 @@
           <w:rFonts w:ascii="Times New Roman" w:hAnsi="Times New Roman" w:cs="Times New Roman"/>
           <w:b/>
           <w:bCs/>
-          <w:sz w:val="26"/>
-          <w:szCs w:val="26"/>
+          <w:sz w:val="24"/>
+          <w:szCs w:val="24"/>
           <w:u w:val="single"/>
         </w:rPr>
         <w:t>4</w:t>
@@ -1405,8 +2198,8 @@
       <w:r>
         <w:rPr>
           <w:rFonts w:ascii="Times New Roman" w:hAnsi="Times New Roman" w:cs="Times New Roman"/>
-          <w:sz w:val="26"/>
-          <w:szCs w:val="26"/>
+          <w:sz w:val="24"/>
+          <w:szCs w:val="24"/>
         </w:rPr>
         <w:t>: Quyết định này có hiệu lực kể từ ngày ký.</w:t>
       </w:r>
@@ -1419,8 +2212,8 @@
         <w:jc w:val="both"/>
         <w:rPr>
           <w:rFonts w:ascii="Times New Roman" w:eastAsia="DengXian" w:hAnsi="Times New Roman" w:cs="Times New Roman"/>
-          <w:sz w:val="26"/>
-          <w:szCs w:val="26"/>
+          <w:sz w:val="24"/>
+          <w:szCs w:val="24"/>
           <w:lang w:eastAsia="zh-CN"/>
         </w:rPr>
       </w:pPr>
@@ -1433,16 +2226,16 @@
         <w:jc w:val="both"/>
         <w:rPr>
           <w:rFonts w:ascii="Times New Roman" w:eastAsia="DengXian" w:hAnsi="Times New Roman" w:cs="Times New Roman"/>
-          <w:sz w:val="26"/>
-          <w:szCs w:val="26"/>
+          <w:sz w:val="24"/>
+          <w:szCs w:val="24"/>
           <w:lang w:eastAsia="zh-CN"/>
         </w:rPr>
       </w:pPr>
       <w:r>
         <w:rPr>
           <w:rFonts w:ascii="Times New Roman" w:eastAsia="DengXian" w:hAnsi="Times New Roman" w:cs="Times New Roman"/>
-          <w:sz w:val="26"/>
-          <w:szCs w:val="26"/>
+          <w:sz w:val="24"/>
+          <w:szCs w:val="24"/>
           <w:lang w:eastAsia="zh-CN"/>
         </w:rPr>
         <w:t xml:space="preserve">              </w:t>
@@ -1482,8 +2275,8 @@
               <w:ind w:left="0" w:right="0"/>
               <w:rPr>
                 <w:rFonts w:ascii="Times New Roman" w:eastAsia="DengXian" w:hAnsi="Times New Roman" w:cs="Times New Roman"/>
-                <w:sz w:val="26"/>
-                <w:szCs w:val="26"/>
+                <w:sz w:val="24"/>
+                <w:szCs w:val="24"/>
                 <w:lang w:eastAsia="zh-CN"/>
               </w:rPr>
             </w:pPr>
@@ -1492,8 +2285,8 @@
                 <w:rFonts w:ascii="Times New Roman" w:eastAsia="DengXian" w:hAnsi="Times New Roman" w:cs="Times New Roman"/>
                 <w:b/>
                 <w:bCs/>
-                <w:sz w:val="26"/>
-                <w:szCs w:val="26"/>
+                <w:sz w:val="24"/>
+                <w:szCs w:val="24"/>
                 <w:lang w:eastAsia="zh-CN"/>
               </w:rPr>
               <w:t>Nơi nhận:</w:t>
@@ -1505,31 +2298,31 @@
               <w:ind w:left="0" w:right="0"/>
               <w:rPr>
                 <w:rFonts w:ascii="Times New Roman" w:hAnsi="Times New Roman" w:cs="Times New Roman"/>
-                <w:sz w:val="26"/>
-                <w:szCs w:val="26"/>
-              </w:rPr>
-            </w:pPr>
-            <w:r>
-              <w:rPr>
-                <w:rFonts w:ascii="Times New Roman" w:hAnsi="Times New Roman" w:cs="Times New Roman"/>
-                <w:sz w:val="26"/>
-                <w:szCs w:val="26"/>
+                <w:sz w:val="24"/>
+                <w:szCs w:val="24"/>
+              </w:rPr>
+            </w:pPr>
+            <w:r>
+              <w:rPr>
+                <w:rFonts w:ascii="Times New Roman" w:hAnsi="Times New Roman" w:cs="Times New Roman"/>
+                <w:sz w:val="24"/>
+                <w:szCs w:val="24"/>
               </w:rPr>
               <w:t xml:space="preserve">- Như điều </w:t>
             </w:r>
             <w:r>
               <w:rPr>
                 <w:rFonts w:ascii="Times New Roman" w:hAnsi="Times New Roman" w:cs="Times New Roman"/>
-                <w:sz w:val="26"/>
-                <w:szCs w:val="26"/>
+                <w:sz w:val="24"/>
+                <w:szCs w:val="24"/>
               </w:rPr>
               <w:t>3</w:t>
             </w:r>
             <w:r>
               <w:rPr>
                 <w:rFonts w:ascii="Times New Roman" w:hAnsi="Times New Roman" w:cs="Times New Roman"/>
-                <w:sz w:val="26"/>
-                <w:szCs w:val="26"/>
+                <w:sz w:val="24"/>
+                <w:szCs w:val="24"/>
               </w:rPr>
               <w:t>;</w:t>
             </w:r>
@@ -1540,31 +2333,31 @@
               <w:ind w:left="0" w:right="0"/>
               <w:rPr>
                 <w:rFonts w:ascii="Times New Roman" w:hAnsi="Times New Roman" w:cs="Times New Roman"/>
-                <w:sz w:val="26"/>
-                <w:szCs w:val="26"/>
-              </w:rPr>
-            </w:pPr>
-            <w:r>
-              <w:rPr>
-                <w:rFonts w:ascii="Times New Roman" w:hAnsi="Times New Roman" w:cs="Times New Roman"/>
-                <w:sz w:val="26"/>
-                <w:szCs w:val="26"/>
+                <w:sz w:val="24"/>
+                <w:szCs w:val="24"/>
+              </w:rPr>
+            </w:pPr>
+            <w:r>
+              <w:rPr>
+                <w:rFonts w:ascii="Times New Roman" w:hAnsi="Times New Roman" w:cs="Times New Roman"/>
+                <w:sz w:val="24"/>
+                <w:szCs w:val="24"/>
               </w:rPr>
               <w:t>- Phòng ĐKKD TP Hồ Chí Minh (đ</w:t>
             </w:r>
             <w:r>
               <w:rPr>
                 <w:rFonts w:ascii="Times New Roman" w:hAnsi="Times New Roman" w:cs="Times New Roman"/>
-                <w:sz w:val="26"/>
-                <w:szCs w:val="26"/>
+                <w:sz w:val="24"/>
+                <w:szCs w:val="24"/>
               </w:rPr>
               <w:t>ể</w:t>
             </w:r>
             <w:r>
               <w:rPr>
                 <w:rFonts w:ascii="Times New Roman" w:hAnsi="Times New Roman" w:cs="Times New Roman"/>
-                <w:sz w:val="26"/>
-                <w:szCs w:val="26"/>
+                <w:sz w:val="24"/>
+                <w:szCs w:val="24"/>
               </w:rPr>
               <w:t xml:space="preserve"> đăng ký);</w:t>
             </w:r>
@@ -1575,15 +2368,15 @@
               <w:ind w:left="0" w:right="0"/>
               <w:rPr>
                 <w:rFonts w:ascii="Times New Roman" w:hAnsi="Times New Roman" w:cs="Times New Roman"/>
-                <w:sz w:val="26"/>
-                <w:szCs w:val="26"/>
-              </w:rPr>
-            </w:pPr>
-            <w:r>
-              <w:rPr>
-                <w:rFonts w:ascii="Times New Roman" w:hAnsi="Times New Roman" w:cs="Times New Roman"/>
-                <w:sz w:val="26"/>
-                <w:szCs w:val="26"/>
+                <w:sz w:val="24"/>
+                <w:szCs w:val="24"/>
+              </w:rPr>
+            </w:pPr>
+            <w:r>
+              <w:rPr>
+                <w:rFonts w:ascii="Times New Roman" w:hAnsi="Times New Roman" w:cs="Times New Roman"/>
+                <w:sz w:val="24"/>
+                <w:szCs w:val="24"/>
               </w:rPr>
               <w:t>- Lưu:</w:t>
             </w:r>
@@ -1594,8 +2387,8 @@
               <w:ind w:left="0" w:right="0"/>
               <w:rPr>
                 <w:rFonts w:ascii="Times New Roman" w:eastAsia="DengXian" w:hAnsi="Times New Roman" w:cs="Times New Roman"/>
-                <w:sz w:val="26"/>
-                <w:szCs w:val="26"/>
+                <w:sz w:val="24"/>
+                <w:szCs w:val="24"/>
                 <w:lang w:eastAsia="zh-CN"/>
               </w:rPr>
             </w:pPr>
@@ -1619,8 +2412,8 @@
               <w:jc w:val="center"/>
               <w:rPr>
                 <w:rFonts w:ascii="Times New Roman" w:eastAsia="DengXian" w:hAnsi="Times New Roman" w:cs="Times New Roman"/>
-                <w:sz w:val="26"/>
-                <w:szCs w:val="26"/>
+                <w:sz w:val="24"/>
+                <w:szCs w:val="24"/>
                 <w:lang w:eastAsia="zh-CN"/>
               </w:rPr>
             </w:pPr>
@@ -1629,8 +2422,8 @@
                 <w:rFonts w:ascii="Times New Roman" w:eastAsia="DengXian" w:hAnsi="Times New Roman" w:cs="Times New Roman"/>
                 <w:b/>
                 <w:bCs/>
-                <w:sz w:val="26"/>
-                <w:szCs w:val="26"/>
+                <w:sz w:val="24"/>
+                <w:szCs w:val="24"/>
                 <w:lang w:eastAsia="zh-CN"/>
               </w:rPr>
               <w:t>T</w:t>
@@ -1640,8 +2433,8 @@
                 <w:rFonts w:ascii="Times New Roman" w:eastAsia="DengXian" w:hAnsi="Times New Roman" w:cs="Times New Roman"/>
                 <w:b/>
                 <w:bCs/>
-                <w:sz w:val="26"/>
-                <w:szCs w:val="26"/>
+                <w:sz w:val="24"/>
+                <w:szCs w:val="24"/>
                 <w:lang w:eastAsia="zh-CN"/>
               </w:rPr>
               <w:t>M</w:t>
@@ -1651,8 +2444,8 @@
                 <w:rFonts w:ascii="Times New Roman" w:eastAsia="DengXian" w:hAnsi="Times New Roman" w:cs="Times New Roman"/>
                 <w:b/>
                 <w:bCs/>
-                <w:sz w:val="26"/>
-                <w:szCs w:val="26"/>
+                <w:sz w:val="24"/>
+                <w:szCs w:val="24"/>
                 <w:lang w:eastAsia="zh-CN"/>
               </w:rPr>
               <w:t>.</w:t>
@@ -1662,8 +2455,8 @@
                 <w:rFonts w:ascii="Times New Roman" w:eastAsia="DengXian" w:hAnsi="Times New Roman" w:cs="Times New Roman"/>
                 <w:b/>
                 <w:bCs/>
-                <w:sz w:val="26"/>
-                <w:szCs w:val="26"/>
+                <w:sz w:val="24"/>
+                <w:szCs w:val="24"/>
                 <w:lang w:eastAsia="zh-CN"/>
               </w:rPr>
               <w:t xml:space="preserve"> HỘI ĐỒNG THÀNH VIÊN</w:t>
@@ -1676,8 +2469,8 @@
               <w:jc w:val="center"/>
               <w:rPr>
                 <w:rFonts w:ascii="Times New Roman" w:eastAsia="DengXian" w:hAnsi="Times New Roman" w:cs="Times New Roman"/>
-                <w:sz w:val="26"/>
-                <w:szCs w:val="26"/>
+                <w:sz w:val="24"/>
+                <w:szCs w:val="24"/>
                 <w:lang w:eastAsia="zh-CN"/>
               </w:rPr>
             </w:pPr>
@@ -1686,8 +2479,8 @@
                 <w:rFonts w:ascii="Times New Roman" w:eastAsia="DengXian" w:hAnsi="Times New Roman" w:cs="Times New Roman"/>
                 <w:b/>
                 <w:bCs/>
-                <w:sz w:val="26"/>
-                <w:szCs w:val="26"/>
+                <w:sz w:val="24"/>
+                <w:szCs w:val="24"/>
                 <w:lang w:eastAsia="zh-CN"/>
               </w:rPr>
               <w:t>CHỦ TỊCH</w:t>
@@ -1697,8 +2490,8 @@
                 <w:rFonts w:ascii="Times New Roman" w:eastAsia="DengXian" w:hAnsi="Times New Roman" w:cs="Times New Roman"/>
                 <w:i/>
                 <w:iCs/>
-                <w:sz w:val="26"/>
-                <w:szCs w:val="26"/>
+                <w:sz w:val="24"/>
+                <w:szCs w:val="24"/>
                 <w:lang w:eastAsia="zh-CN"/>
               </w:rPr>
               <w:t xml:space="preserve"> </w:t>
@@ -1706,8 +2499,8 @@
             <w:r>
               <w:rPr>
                 <w:rFonts w:ascii="Times New Roman" w:eastAsia="DengXian" w:hAnsi="Times New Roman" w:cs="Times New Roman"/>
-                <w:sz w:val="26"/>
-                <w:szCs w:val="26"/>
+                <w:sz w:val="24"/>
+                <w:szCs w:val="24"/>
                 <w:lang w:eastAsia="zh-CN"/>
               </w:rPr>
               <w:br/>
@@ -1717,8 +2510,8 @@
                 <w:rFonts w:ascii="Times New Roman" w:eastAsia="DengXian" w:hAnsi="Times New Roman" w:cs="Times New Roman"/>
                 <w:i/>
                 <w:iCs/>
-                <w:sz w:val="26"/>
-                <w:szCs w:val="26"/>
+                <w:sz w:val="24"/>
+                <w:szCs w:val="24"/>
                 <w:lang w:eastAsia="zh-CN"/>
               </w:rPr>
               <w:t>(Ký và ghi rõ họ tên)</w:t>
@@ -1731,8 +2524,8 @@
               <w:jc w:val="center"/>
               <w:rPr>
                 <w:rFonts w:ascii="Times New Roman" w:eastAsia="DengXian" w:hAnsi="Times New Roman" w:cs="Times New Roman"/>
-                <w:sz w:val="26"/>
-                <w:szCs w:val="26"/>
+                <w:sz w:val="24"/>
+                <w:szCs w:val="24"/>
                 <w:lang w:eastAsia="zh-CN"/>
               </w:rPr>
             </w:pPr>
@@ -1741,8 +2534,8 @@
                 <w:rFonts w:ascii="Times New Roman" w:eastAsia="DengXian" w:hAnsi="Times New Roman" w:cs="Times New Roman"/>
                 <w:i/>
                 <w:iCs/>
-                <w:sz w:val="26"/>
-                <w:szCs w:val="26"/>
+                <w:sz w:val="24"/>
+                <w:szCs w:val="24"/>
                 <w:lang w:eastAsia="zh-CN"/>
               </w:rPr>
               <w:t> </w:t>
@@ -1757,8 +2550,8 @@
                 <w:rFonts w:ascii="Times New Roman" w:eastAsia="DengXian" w:hAnsi="Times New Roman" w:cs="Times New Roman"/>
                 <w:i/>
                 <w:iCs/>
-                <w:sz w:val="26"/>
-                <w:szCs w:val="26"/>
+                <w:sz w:val="24"/>
+                <w:szCs w:val="24"/>
                 <w:lang w:eastAsia="zh-CN"/>
               </w:rPr>
             </w:pPr>
@@ -1772,8 +2565,8 @@
                 <w:rFonts w:ascii="Times New Roman" w:eastAsia="DengXian" w:hAnsi="Times New Roman" w:cs="Times New Roman"/>
                 <w:i/>
                 <w:iCs/>
-                <w:sz w:val="26"/>
-                <w:szCs w:val="26"/>
+                <w:sz w:val="24"/>
+                <w:szCs w:val="24"/>
                 <w:lang w:eastAsia="zh-CN"/>
               </w:rPr>
             </w:pPr>
@@ -1787,8 +2580,8 @@
                 <w:rFonts w:ascii="Times New Roman" w:eastAsia="DengXian" w:hAnsi="Times New Roman" w:cs="Times New Roman"/>
                 <w:i/>
                 <w:iCs/>
-                <w:sz w:val="26"/>
-                <w:szCs w:val="26"/>
+                <w:sz w:val="24"/>
+                <w:szCs w:val="24"/>
                 <w:lang w:eastAsia="zh-CN"/>
               </w:rPr>
             </w:pPr>
@@ -1800,29 +2593,41 @@
               <w:jc w:val="center"/>
               <w:rPr>
                 <w:rFonts w:ascii="Times New Roman" w:eastAsia="DengXian" w:hAnsi="Times New Roman" w:cs="Times New Roman"/>
-                <w:sz w:val="26"/>
-                <w:szCs w:val="26"/>
-                <w:lang w:eastAsia="zh-CN"/>
-              </w:rPr>
-            </w:pPr>
-            <w:r>
-              <w:rPr>
-                <w:rFonts w:ascii="Times New Roman" w:hAnsi="Times New Roman" w:cs="Times New Roman"/>
-                <w:sz w:val="26"/>
-                <w:szCs w:val="26"/>
-              </w:rPr>
-              <w:t>PHẠM CÔNG SANG</w:t>
-            </w:r>
+                <w:sz w:val="24"/>
+                <w:szCs w:val="24"/>
+                <w:lang w:eastAsia="zh-CN"/>
+              </w:rPr>
+            </w:pPr>
+            <w:r>
+              <w:rPr>
+                <w:rFonts w:ascii="Times New Roman" w:hAnsi="Times New Roman" w:cs="Times New Roman"/>
+                <w:sz w:val="24"/>
+                <w:szCs w:val="24"/>
+              </w:rPr>
+              <w:t>TRƯƠNG NGỌC MỸ</w:t>
+            </w:r>
+          </w:p>
+          <w:p>
+            <w:pPr>
+              <w:spacing w:after="0" w:line="240" w:lineRule="auto"/>
+              <w:ind w:left="0" w:right="0"/>
+              <w:rPr>
+                <w:rFonts w:ascii="Times New Roman" w:eastAsia="DengXian" w:hAnsi="Times New Roman" w:cs="Times New Roman"/>
+                <w:sz w:val="24"/>
+                <w:szCs w:val="24"/>
+                <w:lang w:eastAsia="zh-CN"/>
+              </w:rPr>
+            </w:pPr>
             <w:r>
               <w:rPr>
                 <w:rFonts w:ascii="Times New Roman" w:eastAsia="DengXian" w:hAnsi="Times New Roman" w:cs="Times New Roman"/>
                 <w:b/>
                 <w:bCs/>
-                <w:sz w:val="26"/>
-                <w:szCs w:val="26"/>
-                <w:lang w:eastAsia="zh-CN"/>
-              </w:rPr>
-              <w:t xml:space="preserve"> </w:t>
+                <w:sz w:val="24"/>
+                <w:szCs w:val="24"/>
+                <w:lang w:eastAsia="zh-CN"/>
+              </w:rPr>
+              <w:t xml:space="preserve">                                          </w:t>
             </w:r>
           </w:p>
           <w:p>
@@ -1831,39 +2636,16 @@
               <w:ind w:left="0" w:right="0"/>
               <w:rPr>
                 <w:rFonts w:ascii="Times New Roman" w:eastAsia="DengXian" w:hAnsi="Times New Roman" w:cs="Times New Roman"/>
-                <w:sz w:val="26"/>
-                <w:szCs w:val="26"/>
-                <w:lang w:eastAsia="zh-CN"/>
-              </w:rPr>
-            </w:pPr>
-            <w:r>
-              <w:rPr>
-                <w:rFonts w:ascii="Times New Roman" w:eastAsia="DengXian" w:hAnsi="Times New Roman" w:cs="Times New Roman"/>
-                <w:b/>
-                <w:bCs/>
-                <w:sz w:val="26"/>
-                <w:szCs w:val="26"/>
-                <w:lang w:eastAsia="zh-CN"/>
-              </w:rPr>
-              <w:t xml:space="preserve">                                          </w:t>
-            </w:r>
-          </w:p>
-          <w:p>
-            <w:pPr>
-              <w:spacing w:after="0" w:line="240" w:lineRule="auto"/>
-              <w:ind w:left="0" w:right="0"/>
-              <w:rPr>
-                <w:rFonts w:ascii="Times New Roman" w:eastAsia="DengXian" w:hAnsi="Times New Roman" w:cs="Times New Roman"/>
-                <w:sz w:val="26"/>
-                <w:szCs w:val="26"/>
-                <w:lang w:eastAsia="zh-CN"/>
-              </w:rPr>
-            </w:pPr>
-            <w:r>
-              <w:rPr>
-                <w:rFonts w:ascii="Times New Roman" w:eastAsia="DengXian" w:hAnsi="Times New Roman" w:cs="Times New Roman"/>
-                <w:sz w:val="26"/>
-                <w:szCs w:val="26"/>
+                <w:sz w:val="24"/>
+                <w:szCs w:val="24"/>
+                <w:lang w:eastAsia="zh-CN"/>
+              </w:rPr>
+            </w:pPr>
+            <w:r>
+              <w:rPr>
+                <w:rFonts w:ascii="Times New Roman" w:eastAsia="DengXian" w:hAnsi="Times New Roman" w:cs="Times New Roman"/>
+                <w:sz w:val="24"/>
+                <w:szCs w:val="24"/>
                 <w:lang w:eastAsia="zh-CN"/>
               </w:rPr>
               <w:t> </w:t>
@@ -1892,8 +2674,8 @@
               <w:ind w:left="0" w:right="0"/>
               <w:rPr>
                 <w:rFonts w:ascii="Times New Roman" w:eastAsia="DengXian" w:hAnsi="Times New Roman" w:cs="Times New Roman"/>
-                <w:sz w:val="26"/>
-                <w:szCs w:val="26"/>
+                <w:sz w:val="24"/>
+                <w:szCs w:val="24"/>
                 <w:lang w:eastAsia="zh-CN"/>
               </w:rPr>
             </w:pPr>
@@ -1902,8 +2684,8 @@
                 <w:rFonts w:ascii="Times New Roman" w:eastAsia="DengXian" w:hAnsi="Times New Roman" w:cs="Times New Roman"/>
                 <w:b/>
                 <w:bCs/>
-                <w:sz w:val="26"/>
-                <w:szCs w:val="26"/>
+                <w:sz w:val="24"/>
+                <w:szCs w:val="24"/>
                 <w:lang w:eastAsia="zh-CN"/>
               </w:rPr>
               <w:t> </w:t>
@@ -1927,16 +2709,16 @@
               <w:ind w:left="0" w:right="0"/>
               <w:rPr>
                 <w:rFonts w:ascii="Times New Roman" w:eastAsia="DengXian" w:hAnsi="Times New Roman" w:cs="Times New Roman"/>
-                <w:sz w:val="26"/>
-                <w:szCs w:val="26"/>
-                <w:lang w:eastAsia="zh-CN"/>
-              </w:rPr>
-            </w:pPr>
-            <w:r>
-              <w:rPr>
-                <w:rFonts w:ascii="Times New Roman" w:eastAsia="DengXian" w:hAnsi="Times New Roman" w:cs="Times New Roman"/>
-                <w:sz w:val="26"/>
-                <w:szCs w:val="26"/>
+                <w:sz w:val="24"/>
+                <w:szCs w:val="24"/>
+                <w:lang w:eastAsia="zh-CN"/>
+              </w:rPr>
+            </w:pPr>
+            <w:r>
+              <w:rPr>
+                <w:rFonts w:ascii="Times New Roman" w:eastAsia="DengXian" w:hAnsi="Times New Roman" w:cs="Times New Roman"/>
+                <w:sz w:val="24"/>
+                <w:szCs w:val="24"/>
                 <w:lang w:eastAsia="zh-CN"/>
               </w:rPr>
               <w:t> </w:t>
@@ -1950,8 +2732,8 @@
         <w:ind w:left="0"/>
         <w:rPr>
           <w:rFonts w:ascii="Times New Roman" w:hAnsi="Times New Roman" w:cs="Times New Roman"/>
-          <w:sz w:val="26"/>
-          <w:szCs w:val="26"/>
+          <w:sz w:val="24"/>
+          <w:szCs w:val="24"/>
         </w:rPr>
       </w:pPr>
     </w:p>
@@ -1966,7 +2748,7 @@
 </file>
 
 <file path=word/numbering.xml><?xml version="1.0" encoding="utf-8"?>
-<w:numbering xmlns:wpc="http://schemas.microsoft.com/office/word/2010/wordprocessingCanvas" xmlns:cx="http://schemas.microsoft.com/office/drawing/2014/chartex" xmlns:cx1="http://schemas.microsoft.com/office/drawing/2015/9/8/chartex" xmlns:mc="http://schemas.openxmlformats.org/markup-compatibility/2006" xmlns:o="urn:schemas-microsoft-com:office:office" xmlns:r="http://schemas.openxmlformats.org/officeDocument/2006/relationships" xmlns:m="http://schemas.openxmlformats.org/officeDocument/2006/math" xmlns:v="urn:schemas-microsoft-com:vml" xmlns:wp14="http://schemas.microsoft.com/office/word/2010/wordprocessingDrawing" xmlns:wp="http://schemas.openxmlformats.org/drawingml/2006/wordprocessingDrawing" xmlns:w10="urn:schemas-microsoft-com:office:word" xmlns:w="http://schemas.openxmlformats.org/wordprocessingml/2006/main" xmlns:w14="http://schemas.microsoft.com/office/word/2010/wordml" xmlns:w15="http://schemas.microsoft.com/office/word/2012/wordml" xmlns:w16se="http://schemas.microsoft.com/office/word/2015/wordml/symex" xmlns:wpg="http://schemas.microsoft.com/office/word/2010/wordprocessingGroup" xmlns:wpi="http://schemas.microsoft.com/office/word/2010/wordprocessingInk" xmlns:wne="http://schemas.microsoft.com/office/word/2006/wordml" xmlns:wps="http://schemas.microsoft.com/office/word/2010/wordprocessingShape" mc:Ignorable="w14 w15 w16se wp14">
+<w:numbering xmlns:wpc="http://schemas.microsoft.com/office/word/2010/wordprocessingCanvas" xmlns:cx="http://schemas.microsoft.com/office/drawing/2014/chartex" xmlns:cx1="http://schemas.microsoft.com/office/drawing/2015/9/8/chartex" xmlns:cx2="http://schemas.microsoft.com/office/drawing/2015/10/21/chartex" xmlns:cx3="http://schemas.microsoft.com/office/drawing/2016/5/9/chartex" xmlns:cx4="http://schemas.microsoft.com/office/drawing/2016/5/10/chartex" xmlns:cx5="http://schemas.microsoft.com/office/drawing/2016/5/11/chartex" xmlns:cx6="http://schemas.microsoft.com/office/drawing/2016/5/12/chartex" xmlns:cx7="http://schemas.microsoft.com/office/drawing/2016/5/13/chartex" xmlns:cx8="http://schemas.microsoft.com/office/drawing/2016/5/14/chartex" xmlns:mc="http://schemas.openxmlformats.org/markup-compatibility/2006" xmlns:aink="http://schemas.microsoft.com/office/drawing/2016/ink" xmlns:am3d="http://schemas.microsoft.com/office/drawing/2017/model3d" xmlns:o="urn:schemas-microsoft-com:office:office" xmlns:oel="http://schemas.microsoft.com/office/2019/extlst" xmlns:r="http://schemas.openxmlformats.org/officeDocument/2006/relationships" xmlns:m="http://schemas.openxmlformats.org/officeDocument/2006/math" xmlns:v="urn:schemas-microsoft-com:vml" xmlns:wp14="http://schemas.microsoft.com/office/word/2010/wordprocessingDrawing" xmlns:wp="http://schemas.openxmlformats.org/drawingml/2006/wordprocessingDrawing" xmlns:w10="urn:schemas-microsoft-com:office:word" xmlns:w="http://schemas.openxmlformats.org/wordprocessingml/2006/main" xmlns:w14="http://schemas.microsoft.com/office/word/2010/wordml" xmlns:w15="http://schemas.microsoft.com/office/word/2012/wordml" xmlns:w16cex="http://schemas.microsoft.com/office/word/2018/wordml/cex" xmlns:w16cid="http://schemas.microsoft.com/office/word/2016/wordml/cid" xmlns:w16="http://schemas.microsoft.com/office/word/2018/wordml" xmlns:w16du="http://schemas.microsoft.com/office/word/2023/wordml/word16du" xmlns:w16sdtdh="http://schemas.microsoft.com/office/word/2020/wordml/sdtdatahash" xmlns:w16sdtfl="http://schemas.microsoft.com/office/word/2024/wordml/sdtformatlock" xmlns:w16se="http://schemas.microsoft.com/office/word/2015/wordml/symex" xmlns:wpg="http://schemas.microsoft.com/office/word/2010/wordprocessingGroup" xmlns:wpi="http://schemas.microsoft.com/office/word/2010/wordprocessingInk" xmlns:wne="http://schemas.microsoft.com/office/word/2006/wordml" xmlns:wps="http://schemas.microsoft.com/office/word/2010/wordprocessingShape" mc:Ignorable="w14 w15 w16se w16cid w16 w16cex w16sdtdh w16sdtfl w16du wp14">
   <w:abstractNum w:abstractNumId="0" w15:restartNumberingAfterBreak="0">
     <w:nsid w:val="34EC7720"/>
     <w:multiLevelType w:val="hybridMultilevel"/>
@@ -2879,35 +3661,35 @@
       </w:rPr>
     </w:lvl>
   </w:abstractNum>
-  <w:num w:numId="1">
+  <w:num w:numId="1" w16cid:durableId="1518157862">
     <w:abstractNumId w:val="0"/>
   </w:num>
-  <w:num w:numId="2">
+  <w:num w:numId="2" w16cid:durableId="1266111529">
     <w:abstractNumId w:val="4"/>
   </w:num>
-  <w:num w:numId="3">
+  <w:num w:numId="3" w16cid:durableId="417950195">
     <w:abstractNumId w:val="5"/>
   </w:num>
-  <w:num w:numId="4">
+  <w:num w:numId="4" w16cid:durableId="515190237">
     <w:abstractNumId w:val="1"/>
   </w:num>
-  <w:num w:numId="5">
+  <w:num w:numId="5" w16cid:durableId="1486122366">
     <w:abstractNumId w:val="2"/>
   </w:num>
-  <w:num w:numId="6">
+  <w:num w:numId="6" w16cid:durableId="988443844">
     <w:abstractNumId w:val="6"/>
   </w:num>
-  <w:num w:numId="7">
+  <w:num w:numId="7" w16cid:durableId="1126970215">
     <w:abstractNumId w:val="7"/>
   </w:num>
-  <w:num w:numId="8">
+  <w:num w:numId="8" w16cid:durableId="1203253572">
     <w:abstractNumId w:val="3"/>
   </w:num>
 </w:numbering>
 </file>
 
 <file path=word/styles.xml><?xml version="1.0" encoding="utf-8"?>
-<w:styles xmlns:mc="http://schemas.openxmlformats.org/markup-compatibility/2006" xmlns:r="http://schemas.openxmlformats.org/officeDocument/2006/relationships" xmlns:w="http://schemas.openxmlformats.org/wordprocessingml/2006/main" xmlns:w14="http://schemas.microsoft.com/office/word/2010/wordml" xmlns:w15="http://schemas.microsoft.com/office/word/2012/wordml" xmlns:w16se="http://schemas.microsoft.com/office/word/2015/wordml/symex" mc:Ignorable="w14 w15 w16se">
+<w:styles xmlns:mc="http://schemas.openxmlformats.org/markup-compatibility/2006" xmlns:r="http://schemas.openxmlformats.org/officeDocument/2006/relationships" xmlns:w="http://schemas.openxmlformats.org/wordprocessingml/2006/main" xmlns:w14="http://schemas.microsoft.com/office/word/2010/wordml" xmlns:w15="http://schemas.microsoft.com/office/word/2012/wordml" xmlns:w16cex="http://schemas.microsoft.com/office/word/2018/wordml/cex" xmlns:w16cid="http://schemas.microsoft.com/office/word/2016/wordml/cid" xmlns:w16="http://schemas.microsoft.com/office/word/2018/wordml" xmlns:w16du="http://schemas.microsoft.com/office/word/2023/wordml/word16du" xmlns:w16sdtdh="http://schemas.microsoft.com/office/word/2020/wordml/sdtdatahash" xmlns:w16sdtfl="http://schemas.microsoft.com/office/word/2024/wordml/sdtformatlock" xmlns:w16se="http://schemas.microsoft.com/office/word/2015/wordml/symex" mc:Ignorable="w14 w15 w16se w16cid w16 w16cex w16sdtdh w16sdtfl w16du">
   <w:docDefaults>
     <w:rPrDefault>
       <w:rPr>
@@ -2917,7 +3699,7 @@
     </w:rPrDefault>
     <w:pPrDefault/>
   </w:docDefaults>
-  <w:latentStyles w:defLockedState="0" w:defUIPriority="99" w:defSemiHidden="0" w:defUnhideWhenUsed="0" w:defQFormat="0" w:count="371">
+  <w:latentStyles w:defLockedState="0" w:defUIPriority="99" w:defSemiHidden="0" w:defUnhideWhenUsed="0" w:defQFormat="0" w:count="376">
     <w:lsdException w:name="Normal" w:locked="1" w:uiPriority="0" w:qFormat="1"/>
     <w:lsdException w:name="heading 1" w:locked="1" w:uiPriority="0" w:qFormat="1"/>
     <w:lsdException w:name="heading 2" w:locked="1" w:uiPriority="0" w:qFormat="1"/>
@@ -3289,6 +4071,11 @@
     <w:lsdException w:name="List Table 5 Dark Accent 6" w:uiPriority="50"/>
     <w:lsdException w:name="List Table 6 Colorful Accent 6" w:uiPriority="51"/>
     <w:lsdException w:name="List Table 7 Colorful Accent 6" w:uiPriority="52"/>
+    <w:lsdException w:name="Mention" w:semiHidden="1" w:unhideWhenUsed="1"/>
+    <w:lsdException w:name="Smart Hyperlink" w:semiHidden="1" w:unhideWhenUsed="1"/>
+    <w:lsdException w:name="Hashtag" w:semiHidden="1" w:unhideWhenUsed="1"/>
+    <w:lsdException w:name="Unresolved Mention" w:semiHidden="1" w:unhideWhenUsed="1"/>
+    <w:lsdException w:name="Smart Link" w:semiHidden="1" w:unhideWhenUsed="1"/>
   </w:latentStyles>
   <w:style w:type="paragraph" w:default="1" w:styleId="Normal">
     <w:name w:val="Normal"/>
@@ -3372,7 +4159,6 @@
   <w:style w:type="character" w:default="1" w:styleId="DefaultParagraphFont">
     <w:name w:val="Default Paragraph Font"/>
     <w:uiPriority w:val="1"/>
-    <w:semiHidden/>
     <w:unhideWhenUsed/>
   </w:style>
   <w:style w:type="table" w:default="1" w:styleId="TableNormal">
@@ -3549,6 +4335,35 @@
     <w:rPr>
       <w:b/>
       <w:bCs/>
+    </w:rPr>
+  </w:style>
+  <w:style w:type="paragraph" w:styleId="FootnoteText">
+    <w:name w:val="footnote text"/>
+    <w:aliases w:val="Footnote Text Char Char Char Char Char,Footnote Text Char Char Char Char Char Char Ch Char,Footnote Text Char Char Char Char Char Char Ch Char Char Char,ARM footnote Text,Footnote Text Char1,Footnote Text Char2, Cha,foot"/>
+    <w:basedOn w:val="Normal"/>
+    <w:link w:val="FootnoteTextChar"/>
+    <w:uiPriority w:val="99"/>
+    <w:unhideWhenUsed/>
+    <w:rsid w:val="00640B94"/>
+    <w:pPr>
+      <w:spacing w:after="0" w:line="240" w:lineRule="auto"/>
+      <w:ind w:left="0" w:right="0"/>
+    </w:pPr>
+    <w:rPr>
+      <w:rFonts w:ascii="Times New Roman" w:hAnsi="Times New Roman" w:cs="Times New Roman"/>
+      <w:sz w:val="20"/>
+      <w:szCs w:val="20"/>
+    </w:rPr>
+  </w:style>
+  <w:style w:type="character" w:customStyle="1" w:styleId="FootnoteTextChar">
+    <w:name w:val="Footnote Text Char"/>
+    <w:aliases w:val="Footnote Text Char Char Char Char Char Char,Footnote Text Char Char Char Char Char Char Ch Char Char,Footnote Text Char Char Char Char Char Char Ch Char Char Char Char,ARM footnote Text Char,Footnote Text Char1 Char, Cha Char"/>
+    <w:basedOn w:val="DefaultParagraphFont"/>
+    <w:link w:val="FootnoteText"/>
+    <w:uiPriority w:val="99"/>
+    <w:rsid w:val="00640B94"/>
+    <w:rPr>
+      <w:rFonts w:ascii="Times New Roman" w:hAnsi="Times New Roman"/>
     </w:rPr>
   </w:style>
 </w:styles>

--- a/CÔNG TY TNHH CHÍ ĐỊNH VIỆT NAM/ChiDinh_BoSungDDPL/QĐ_HĐTV.docx
+++ b/CÔNG TY TNHH CHÍ ĐỊNH VIỆT NAM/ChiDinh_BoSungDDPL/QĐ_HĐTV.docx
@@ -462,7 +462,7 @@
           <w:sz w:val="24"/>
           <w:szCs w:val="24"/>
         </w:rPr>
-        <w:t xml:space="preserve">bổ sung người đại diện pháp luật, </w:t>
+        <w:t>bổ sung người đại diện pháp luật</w:t>
       </w:r>
       <w:r>
         <w:rPr>
@@ -472,7 +472,7 @@
           <w:sz w:val="24"/>
           <w:szCs w:val="24"/>
         </w:rPr>
-        <w:t>thay đổi</w:t>
+        <w:t xml:space="preserve">, </w:t>
       </w:r>
       <w:r>
         <w:rPr>
@@ -482,7 +482,7 @@
           <w:sz w:val="24"/>
           <w:szCs w:val="24"/>
         </w:rPr>
-        <w:t xml:space="preserve"> </w:t>
+        <w:t>cập nhật</w:t>
       </w:r>
       <w:r>
         <w:rPr>
@@ -492,17 +492,7 @@
           <w:sz w:val="24"/>
           <w:szCs w:val="24"/>
         </w:rPr>
-        <w:t>địa chỉ trụ sở</w:t>
-      </w:r>
-      <w:r>
-        <w:rPr>
-          <w:rFonts w:ascii="Times New Roman" w:eastAsia="Times New Roman" w:hAnsi="Times New Roman" w:cs="Times New Roman"/>
-          <w:bCs/>
-          <w:i/>
-          <w:sz w:val="24"/>
-          <w:szCs w:val="24"/>
-        </w:rPr>
-        <w:t>, bổ sung ngành nghề kinh doanh</w:t>
+        <w:t xml:space="preserve"> ngành nghề kinh doanh</w:t>
       </w:r>
     </w:p>
     <w:p>
@@ -1105,6 +1095,7 @@
           <w:rFonts w:ascii="Times New Roman" w:hAnsi="Times New Roman"/>
           <w:sz w:val="24"/>
           <w:szCs w:val="24"/>
+          <w:lang w:val="pt-BR"/>
         </w:rPr>
       </w:pPr>
       <w:r>
@@ -1125,6 +1116,7 @@
           <w:rFonts w:ascii="Times New Roman" w:hAnsi="Times New Roman" w:cs="Times New Roman"/>
           <w:sz w:val="24"/>
           <w:szCs w:val="24"/>
+          <w:lang w:val="pt-BR"/>
         </w:rPr>
       </w:pPr>
       <w:r>
@@ -1135,6 +1127,7 @@
           <w:sz w:val="24"/>
           <w:szCs w:val="24"/>
           <w:u w:val="single"/>
+          <w:lang w:val="pt-BR"/>
         </w:rPr>
         <w:t>Điều 2</w:t>
       </w:r>
@@ -1143,6 +1136,7 @@
           <w:rFonts w:ascii="Times New Roman" w:hAnsi="Times New Roman" w:cs="Times New Roman"/>
           <w:sz w:val="24"/>
           <w:szCs w:val="24"/>
+          <w:lang w:val="pt-BR"/>
         </w:rPr>
         <w:t xml:space="preserve">: </w:t>
       </w:r>
@@ -1151,6 +1145,7 @@
           <w:rFonts w:ascii="Times New Roman" w:hAnsi="Times New Roman" w:cs="Times New Roman"/>
           <w:sz w:val="24"/>
           <w:szCs w:val="24"/>
+          <w:lang w:val="pt-BR"/>
         </w:rPr>
         <w:t>Cập nhật ngành nghề</w:t>
       </w:r>
@@ -1159,14 +1154,34 @@
           <w:rFonts w:ascii="Times New Roman" w:hAnsi="Times New Roman" w:cs="Times New Roman"/>
           <w:sz w:val="24"/>
           <w:szCs w:val="24"/>
-        </w:rPr>
-        <w:t xml:space="preserve"> ngành nghề kinh doanh</w:t>
+          <w:lang w:val="pt-BR"/>
+        </w:rPr>
+        <w:t xml:space="preserve"> </w:t>
       </w:r>
       <w:r>
         <w:rPr>
           <w:rFonts w:ascii="Times New Roman" w:hAnsi="Times New Roman" w:cs="Times New Roman"/>
           <w:sz w:val="24"/>
           <w:szCs w:val="24"/>
+          <w:lang w:val="pt-BR"/>
+        </w:rPr>
+        <w:t xml:space="preserve">kinh </w:t>
+      </w:r>
+      <w:r>
+        <w:rPr>
+          <w:rFonts w:ascii="Times New Roman" w:hAnsi="Times New Roman" w:cs="Times New Roman"/>
+          <w:sz w:val="24"/>
+          <w:szCs w:val="24"/>
+          <w:lang w:val="pt-BR"/>
+        </w:rPr>
+        <w:t>doanh</w:t>
+      </w:r>
+      <w:r>
+        <w:rPr>
+          <w:rFonts w:ascii="Times New Roman" w:hAnsi="Times New Roman" w:cs="Times New Roman"/>
+          <w:sz w:val="24"/>
+          <w:szCs w:val="24"/>
+          <w:lang w:val="pt-BR"/>
         </w:rPr>
         <w:t xml:space="preserve"> theo Quyết định số 36/2025/QĐ-TTg</w:t>
       </w:r>
@@ -1175,6 +1190,7 @@
           <w:rFonts w:ascii="Times New Roman" w:hAnsi="Times New Roman" w:cs="Times New Roman"/>
           <w:sz w:val="24"/>
           <w:szCs w:val="24"/>
+          <w:lang w:val="pt-BR"/>
         </w:rPr>
         <w:t>.</w:t>
       </w:r>
@@ -1192,6 +1208,7 @@
           <w:rFonts w:ascii="Times New Roman" w:hAnsi="Times New Roman"/>
           <w:sz w:val="24"/>
           <w:szCs w:val="24"/>
+          <w:lang w:val="pt-BR"/>
         </w:rPr>
       </w:pPr>
       <w:r>
@@ -1200,6 +1217,7 @@
           <w:b/>
           <w:sz w:val="24"/>
           <w:szCs w:val="24"/>
+          <w:lang w:val="pt-BR"/>
         </w:rPr>
         <w:t xml:space="preserve"> Bổ sung ngành, nghề kinh doanh sau</w:t>
       </w:r>
@@ -1209,6 +1227,7 @@
           <w:b/>
           <w:sz w:val="24"/>
           <w:szCs w:val="24"/>
+          <w:lang w:val="pt-BR"/>
         </w:rPr>
         <w:t>:</w:t>
       </w:r>
@@ -1494,7 +1513,6 @@
           <w:sz w:val="24"/>
           <w:szCs w:val="24"/>
         </w:rPr>
-        <w:lastRenderedPageBreak/>
         <w:t xml:space="preserve"> Bỏ ngành, nghề kinh doanh</w:t>
       </w:r>
       <w:r>
@@ -1568,6 +1586,7 @@
                 <w:sz w:val="24"/>
                 <w:szCs w:val="24"/>
               </w:rPr>
+              <w:lastRenderedPageBreak/>
               <w:t>STT</w:t>
             </w:r>
           </w:p>
@@ -2201,7 +2220,23 @@
           <w:sz w:val="24"/>
           <w:szCs w:val="24"/>
         </w:rPr>
-        <w:t>: Quyết định này có hiệu lực kể từ ngày ký.</w:t>
+        <w:t xml:space="preserve">: </w:t>
+      </w:r>
+      <w:r>
+        <w:rPr>
+          <w:rFonts w:ascii="Times New Roman" w:hAnsi="Times New Roman" w:cs="Times New Roman"/>
+          <w:sz w:val="24"/>
+          <w:szCs w:val="24"/>
+        </w:rPr>
+        <w:t>Nghị quyết</w:t>
+      </w:r>
+      <w:r>
+        <w:rPr>
+          <w:rFonts w:ascii="Times New Roman" w:hAnsi="Times New Roman" w:cs="Times New Roman"/>
+          <w:sz w:val="24"/>
+          <w:szCs w:val="24"/>
+        </w:rPr>
+        <w:t xml:space="preserve"> này có hiệu lực kể từ ngày ký.</w:t>
       </w:r>
     </w:p>
     <w:p>
@@ -4159,6 +4194,7 @@
   <w:style w:type="character" w:default="1" w:styleId="DefaultParagraphFont">
     <w:name w:val="Default Paragraph Font"/>
     <w:uiPriority w:val="1"/>
+    <w:semiHidden/>
     <w:unhideWhenUsed/>
   </w:style>
   <w:style w:type="table" w:default="1" w:styleId="TableNormal">
@@ -4631,6 +4667,30 @@
 </file>
 
 <file path=customXml/item1.xml><?xml version="1.0" encoding="utf-8"?>
+<?mso-contentType ?>
+<FormTemplates xmlns="http://schemas.microsoft.com/sharepoint/v3/contenttype/forms">
+  <Display>DocumentLibraryForm</Display>
+  <Edit>DocumentLibraryForm</Edit>
+  <New>DocumentLibraryForm</New>
+</FormTemplates>
+</file>
+
+<file path=customXml/item2.xml><?xml version="1.0" encoding="utf-8"?>
+<p:properties xmlns:p="http://schemas.microsoft.com/office/2006/metadata/properties" xmlns:xsi="http://www.w3.org/2001/XMLSchema-instance" xmlns:pc="http://schemas.microsoft.com/office/infopath/2007/PartnerControls">
+  <documentManagement>
+    <AlternateThumbnailUrl xmlns="http://schemas.microsoft.com/sharepoint/v3">
+      <Url xsi:nil="true"/>
+      <Description xsi:nil="true"/>
+    </AlternateThumbnailUrl>
+    <VideoThumbnail xmlns="4ae7861e-4bff-47fb-9754-a3da037d4eb5" xsi:nil="true"/>
+    <ImageCreateDate xmlns="http://schemas.microsoft.com/sharepoint/v3" xsi:nil="true"/>
+    <GetImgForVideo xmlns="4ae7861e-4bff-47fb-9754-a3da037d4eb5" xsi:nil="true"/>
+    <Description xmlns="http://schemas.microsoft.com/sharepoint/v3" xsi:nil="true"/>
+  </documentManagement>
+</p:properties>
+</file>
+
+<file path=customXml/item3.xml><?xml version="1.0" encoding="utf-8"?>
 <ct:contentTypeSchema xmlns:ct="http://schemas.microsoft.com/office/2006/metadata/contentType" xmlns:ma="http://schemas.microsoft.com/office/2006/metadata/properties/metaAttributes" ct:_="" ma:_="" ma:contentTypeName="Picture" ma:contentTypeID="0x0101020088C615AFA6081A4EAC6D0C7B5DE5004C" ma:contentTypeVersion="3" ma:contentTypeDescription="Upload an image or a photograph." ma:contentTypeScope="" ma:versionID="8a358c36b680c6236bc77b7a1286c80c">
   <xsd:schema xmlns:xsd="http://www.w3.org/2001/XMLSchema" xmlns:xs="http://www.w3.org/2001/XMLSchema" xmlns:p="http://schemas.microsoft.com/office/2006/metadata/properties" xmlns:ns1="http://schemas.microsoft.com/sharepoint/v3" xmlns:ns2="4ae7861e-4bff-47fb-9754-a3da037d4eb5" targetNamespace="http://schemas.microsoft.com/office/2006/metadata/properties" ma:root="true" ma:fieldsID="1315e3235dfc98430f19347398624d38" ns1:_="" ns2:_="">
     <xsd:import namespace="http://schemas.microsoft.com/sharepoint/v3"/>
@@ -4818,31 +4878,26 @@
 </ct:contentTypeSchema>
 </file>
 
-<file path=customXml/item2.xml><?xml version="1.0" encoding="utf-8"?>
-<p:properties xmlns:p="http://schemas.microsoft.com/office/2006/metadata/properties" xmlns:xsi="http://www.w3.org/2001/XMLSchema-instance" xmlns:pc="http://schemas.microsoft.com/office/infopath/2007/PartnerControls">
-  <documentManagement>
-    <AlternateThumbnailUrl xmlns="http://schemas.microsoft.com/sharepoint/v3">
-      <Url xsi:nil="true"/>
-      <Description xsi:nil="true"/>
-    </AlternateThumbnailUrl>
-    <VideoThumbnail xmlns="4ae7861e-4bff-47fb-9754-a3da037d4eb5" xsi:nil="true"/>
-    <ImageCreateDate xmlns="http://schemas.microsoft.com/sharepoint/v3" xsi:nil="true"/>
-    <GetImgForVideo xmlns="4ae7861e-4bff-47fb-9754-a3da037d4eb5" xsi:nil="true"/>
-    <Description xmlns="http://schemas.microsoft.com/sharepoint/v3" xsi:nil="true"/>
-  </documentManagement>
-</p:properties>
+<file path=customXml/itemProps1.xml><?xml version="1.0" encoding="utf-8"?>
+<ds:datastoreItem xmlns:ds="http://schemas.openxmlformats.org/officeDocument/2006/customXml" ds:itemID="{AFD07A8A-035B-44B3-8740-60045F8E4C9F}">
+  <ds:schemaRefs>
+    <ds:schemaRef ds:uri="http://schemas.microsoft.com/sharepoint/v3/contenttype/forms"/>
+  </ds:schemaRefs>
+</ds:datastoreItem>
 </file>
 
-<file path=customXml/item3.xml><?xml version="1.0" encoding="utf-8"?>
-<?mso-contentType ?>
-<FormTemplates xmlns="http://schemas.microsoft.com/sharepoint/v3/contenttype/forms">
-  <Display>DocumentLibraryForm</Display>
-  <Edit>DocumentLibraryForm</Edit>
-  <New>DocumentLibraryForm</New>
-</FormTemplates>
+<file path=customXml/itemProps2.xml><?xml version="1.0" encoding="utf-8"?>
+<ds:datastoreItem xmlns:ds="http://schemas.openxmlformats.org/officeDocument/2006/customXml" ds:itemID="{DFBF5159-804B-4563-9B15-6A0468B25410}">
+  <ds:schemaRefs>
+    <ds:schemaRef ds:uri="http://schemas.microsoft.com/office/2006/metadata/properties"/>
+    <ds:schemaRef ds:uri="http://schemas.microsoft.com/office/infopath/2007/PartnerControls"/>
+    <ds:schemaRef ds:uri="http://schemas.microsoft.com/sharepoint/v3"/>
+    <ds:schemaRef ds:uri="4ae7861e-4bff-47fb-9754-a3da037d4eb5"/>
+  </ds:schemaRefs>
+</ds:datastoreItem>
 </file>
 
-<file path=customXml/itemProps1.xml><?xml version="1.0" encoding="utf-8"?>
+<file path=customXml/itemProps3.xml><?xml version="1.0" encoding="utf-8"?>
 <ds:datastoreItem xmlns:ds="http://schemas.openxmlformats.org/officeDocument/2006/customXml" ds:itemID="{8032CC91-C47F-435F-963C-35AB8945FB24}">
   <ds:schemaRefs>
     <ds:schemaRef ds:uri="http://schemas.microsoft.com/office/2006/metadata/contentType"/>
@@ -4859,23 +4914,4 @@
     <ds:schemaRef ds:uri="http://schemas.microsoft.com/internal/obd"/>
   </ds:schemaRefs>
 </ds:datastoreItem>
-</file>
-
-<file path=customXml/itemProps2.xml><?xml version="1.0" encoding="utf-8"?>
-<ds:datastoreItem xmlns:ds="http://schemas.openxmlformats.org/officeDocument/2006/customXml" ds:itemID="{DFBF5159-804B-4563-9B15-6A0468B25410}">
-  <ds:schemaRefs>
-    <ds:schemaRef ds:uri="http://schemas.microsoft.com/office/2006/metadata/properties"/>
-    <ds:schemaRef ds:uri="http://schemas.microsoft.com/office/infopath/2007/PartnerControls"/>
-    <ds:schemaRef ds:uri="http://schemas.microsoft.com/sharepoint/v3"/>
-    <ds:schemaRef ds:uri="4ae7861e-4bff-47fb-9754-a3da037d4eb5"/>
-  </ds:schemaRefs>
-</ds:datastoreItem>
-</file>
-
-<file path=customXml/itemProps3.xml><?xml version="1.0" encoding="utf-8"?>
-<ds:datastoreItem xmlns:ds="http://schemas.openxmlformats.org/officeDocument/2006/customXml" ds:itemID="{AFD07A8A-035B-44B3-8740-60045F8E4C9F}">
-  <ds:schemaRefs>
-    <ds:schemaRef ds:uri="http://schemas.microsoft.com/sharepoint/v3/contenttype/forms"/>
-  </ds:schemaRefs>
-</ds:datastoreItem>
 </file>